--- a/white_box_test.docx
+++ b/white_box_test.docx
@@ -127,8 +127,6 @@
                 <w:rFonts w:ascii="Times New Roman" w:hAnsi="Times New Roman" w:cs="Times New Roman"/>
               </w:rPr>
             </w:pPr>
-            <w:bookmarkStart w:id="0" w:name="_GoBack"/>
-            <w:bookmarkEnd w:id="0"/>
             <w:r>
               <w:rPr>
                 <w:rFonts w:ascii="Times New Roman" w:hAnsi="Times New Roman" w:cs="Times New Roman"/>
@@ -165,16 +163,7 @@
                 <w:color w:val="FFFFFF"/>
                 <w:sz w:val="19"/>
               </w:rPr>
-              <w:t>Hasil</w:t>
-            </w:r>
-            <w:r>
-              <w:rPr>
-                <w:rFonts w:ascii="Times New Roman" w:hAnsi="Times New Roman" w:cs="Times New Roman"/>
-                <w:b/>
-                <w:color w:val="FFFFFF"/>
-                <w:sz w:val="19"/>
-              </w:rPr>
-              <w:t xml:space="preserve"> Pengujian</w:t>
+              <w:t>Hasil Pengujian</w:t>
             </w:r>
           </w:p>
         </w:tc>
@@ -325,15 +314,7 @@
                 <w:color w:val="F2F2F2" w:themeColor="background1" w:themeShade="F2"/>
                 <w:sz w:val="16"/>
               </w:rPr>
-              <w:t>exp</w:t>
-            </w:r>
-            <w:r>
-              <w:rPr>
-                <w:rFonts w:ascii="Consolas" w:hAnsi="Consolas"/>
-                <w:color w:val="F2F2F2" w:themeColor="background1" w:themeShade="F2"/>
-                <w:sz w:val="16"/>
-              </w:rPr>
-              <w:t>ect(generateUsernameFromEmail('budi.kurniawan123@gmail.com')).toBe('Budi');</w:t>
+              <w:t>expect(generateUsernameFromEmail('budi.kurniawan123@gmail.com')).toBe('Budi');</w:t>
             </w:r>
           </w:p>
         </w:tc>
@@ -364,6 +345,79 @@
                 <w:sz w:val="17"/>
               </w:rPr>
               <w:t>PASS</w:t>
+            </w:r>
+          </w:p>
+        </w:tc>
+      </w:tr>
+      <w:tr>
+        <w:trPr>
+          <w:jc w:val="center"/>
+        </w:trPr>
+        <w:tc>
+          <w:tcPr>
+            <w:tcW w:w="10913" w:type="dxa"/>
+            <w:gridSpan w:val="5"/>
+            <w:shd w:val="clear" w:color="auto" w:fill="FFFFFF" w:themeFill="background1"/>
+            <w:tcMar>
+              <w:top w:w="80" w:type="dxa"/>
+              <w:left w:w="100" w:type="dxa"/>
+              <w:bottom w:w="80" w:type="dxa"/>
+              <w:right w:w="100" w:type="dxa"/>
+            </w:tcMar>
+            <w:vAlign w:val="center"/>
+          </w:tcPr>
+          <w:p>
+            <w:pPr>
+              <w:jc w:val="center"/>
+              <w:rPr>
+                <w:rFonts w:ascii="Times New Roman" w:hAnsi="Times New Roman" w:cs="Times New Roman"/>
+                <w:b/>
+                <w:color w:val="10B981"/>
+                <w:sz w:val="17"/>
+              </w:rPr>
+            </w:pPr>
+            <w:r>
+              <w:rPr>
+                <w:rFonts w:ascii="Times New Roman" w:hAnsi="Times New Roman" w:cs="Times New Roman"/>
+                <w:b/>
+                <w:color w:val="10B981"/>
+                <w:sz w:val="17"/>
+              </w:rPr>
+              <w:drawing>
+                <wp:inline distT="0" distB="0" distL="0" distR="0" wp14:anchorId="76BCB692" wp14:editId="1734ECA1">
+                  <wp:extent cx="6802755" cy="1737995"/>
+                  <wp:effectExtent l="0" t="0" r="0" b="0"/>
+                  <wp:docPr id="1" name="Picture 1"/>
+                  <wp:cNvGraphicFramePr>
+                    <a:graphicFrameLocks xmlns:a="http://schemas.openxmlformats.org/drawingml/2006/main" noChangeAspect="1"/>
+                  </wp:cNvGraphicFramePr>
+                  <a:graphic xmlns:a="http://schemas.openxmlformats.org/drawingml/2006/main">
+                    <a:graphicData uri="http://schemas.openxmlformats.org/drawingml/2006/picture">
+                      <pic:pic xmlns:pic="http://schemas.openxmlformats.org/drawingml/2006/picture">
+                        <pic:nvPicPr>
+                          <pic:cNvPr id="1" name=""/>
+                          <pic:cNvPicPr/>
+                        </pic:nvPicPr>
+                        <pic:blipFill>
+                          <a:blip r:embed="rId6"/>
+                          <a:stretch>
+                            <a:fillRect/>
+                          </a:stretch>
+                        </pic:blipFill>
+                        <pic:spPr>
+                          <a:xfrm>
+                            <a:off x="0" y="0"/>
+                            <a:ext cx="6802755" cy="1737995"/>
+                          </a:xfrm>
+                          <a:prstGeom prst="rect">
+                            <a:avLst/>
+                          </a:prstGeom>
+                        </pic:spPr>
+                      </pic:pic>
+                    </a:graphicData>
+                  </a:graphic>
+                </wp:inline>
+              </w:drawing>
             </w:r>
           </w:p>
         </w:tc>
@@ -546,6 +600,79 @@
         </w:trPr>
         <w:tc>
           <w:tcPr>
+            <w:tcW w:w="10913" w:type="dxa"/>
+            <w:gridSpan w:val="5"/>
+            <w:shd w:val="clear" w:color="auto" w:fill="FFFFFF" w:themeFill="background1"/>
+            <w:tcMar>
+              <w:top w:w="80" w:type="dxa"/>
+              <w:left w:w="100" w:type="dxa"/>
+              <w:bottom w:w="80" w:type="dxa"/>
+              <w:right w:w="100" w:type="dxa"/>
+            </w:tcMar>
+            <w:vAlign w:val="center"/>
+          </w:tcPr>
+          <w:p>
+            <w:pPr>
+              <w:jc w:val="center"/>
+              <w:rPr>
+                <w:rFonts w:ascii="Times New Roman" w:hAnsi="Times New Roman" w:cs="Times New Roman"/>
+                <w:b/>
+                <w:color w:val="10B981"/>
+                <w:sz w:val="17"/>
+              </w:rPr>
+            </w:pPr>
+            <w:r>
+              <w:rPr>
+                <w:rFonts w:ascii="Times New Roman" w:hAnsi="Times New Roman" w:cs="Times New Roman"/>
+                <w:b/>
+                <w:color w:val="10B981"/>
+                <w:sz w:val="17"/>
+              </w:rPr>
+              <w:drawing>
+                <wp:inline distT="0" distB="0" distL="0" distR="0" wp14:anchorId="69C69F00" wp14:editId="279B1336">
+                  <wp:extent cx="6802755" cy="1898015"/>
+                  <wp:effectExtent l="0" t="0" r="0" b="6985"/>
+                  <wp:docPr id="2" name="Picture 2"/>
+                  <wp:cNvGraphicFramePr>
+                    <a:graphicFrameLocks xmlns:a="http://schemas.openxmlformats.org/drawingml/2006/main" noChangeAspect="1"/>
+                  </wp:cNvGraphicFramePr>
+                  <a:graphic xmlns:a="http://schemas.openxmlformats.org/drawingml/2006/main">
+                    <a:graphicData uri="http://schemas.openxmlformats.org/drawingml/2006/picture">
+                      <pic:pic xmlns:pic="http://schemas.openxmlformats.org/drawingml/2006/picture">
+                        <pic:nvPicPr>
+                          <pic:cNvPr id="1" name=""/>
+                          <pic:cNvPicPr/>
+                        </pic:nvPicPr>
+                        <pic:blipFill>
+                          <a:blip r:embed="rId7"/>
+                          <a:stretch>
+                            <a:fillRect/>
+                          </a:stretch>
+                        </pic:blipFill>
+                        <pic:spPr>
+                          <a:xfrm>
+                            <a:off x="0" y="0"/>
+                            <a:ext cx="6802755" cy="1898015"/>
+                          </a:xfrm>
+                          <a:prstGeom prst="rect">
+                            <a:avLst/>
+                          </a:prstGeom>
+                        </pic:spPr>
+                      </pic:pic>
+                    </a:graphicData>
+                  </a:graphic>
+                </wp:inline>
+              </w:drawing>
+            </w:r>
+          </w:p>
+        </w:tc>
+      </w:tr>
+      <w:tr>
+        <w:trPr>
+          <w:jc w:val="center"/>
+        </w:trPr>
+        <w:tc>
+          <w:tcPr>
             <w:tcW w:w="782" w:type="dxa"/>
             <w:shd w:val="clear" w:color="auto" w:fill="F0FDFA"/>
             <w:tcMar>
@@ -677,13 +804,6 @@
                 <w:sz w:val="16"/>
               </w:rPr>
               <w:br/>
-            </w:r>
-            <w:r>
-              <w:rPr>
-                <w:rFonts w:ascii="Consolas" w:hAnsi="Consolas"/>
-                <w:color w:val="F2F2F2" w:themeColor="background1" w:themeShade="F2"/>
-                <w:sz w:val="16"/>
-              </w:rPr>
               <w:t>expect(generateUsernameFromEmail(null)).toBe('User');</w:t>
             </w:r>
             <w:r>
@@ -724,6 +844,80 @@
                 <w:sz w:val="17"/>
               </w:rPr>
               <w:t>PASS</w:t>
+            </w:r>
+          </w:p>
+        </w:tc>
+      </w:tr>
+      <w:tr>
+        <w:trPr>
+          <w:jc w:val="center"/>
+        </w:trPr>
+        <w:tc>
+          <w:tcPr>
+            <w:tcW w:w="10913" w:type="dxa"/>
+            <w:gridSpan w:val="5"/>
+            <w:shd w:val="clear" w:color="auto" w:fill="FFFFFF" w:themeFill="background1"/>
+            <w:tcMar>
+              <w:top w:w="80" w:type="dxa"/>
+              <w:left w:w="100" w:type="dxa"/>
+              <w:bottom w:w="80" w:type="dxa"/>
+              <w:right w:w="100" w:type="dxa"/>
+            </w:tcMar>
+            <w:vAlign w:val="center"/>
+          </w:tcPr>
+          <w:p>
+            <w:pPr>
+              <w:jc w:val="center"/>
+              <w:rPr>
+                <w:rFonts w:ascii="Times New Roman" w:hAnsi="Times New Roman" w:cs="Times New Roman"/>
+                <w:b/>
+                <w:color w:val="10B981"/>
+                <w:sz w:val="17"/>
+              </w:rPr>
+            </w:pPr>
+            <w:r>
+              <w:rPr>
+                <w:rFonts w:ascii="Times New Roman" w:hAnsi="Times New Roman" w:cs="Times New Roman"/>
+                <w:b/>
+                <w:color w:val="10B981"/>
+                <w:sz w:val="17"/>
+              </w:rPr>
+              <w:lastRenderedPageBreak/>
+              <w:drawing>
+                <wp:inline distT="0" distB="0" distL="0" distR="0" wp14:anchorId="2765491E" wp14:editId="1ABAA433">
+                  <wp:extent cx="6802755" cy="1914525"/>
+                  <wp:effectExtent l="0" t="0" r="0" b="9525"/>
+                  <wp:docPr id="3" name="Picture 3"/>
+                  <wp:cNvGraphicFramePr>
+                    <a:graphicFrameLocks xmlns:a="http://schemas.openxmlformats.org/drawingml/2006/main" noChangeAspect="1"/>
+                  </wp:cNvGraphicFramePr>
+                  <a:graphic xmlns:a="http://schemas.openxmlformats.org/drawingml/2006/main">
+                    <a:graphicData uri="http://schemas.openxmlformats.org/drawingml/2006/picture">
+                      <pic:pic xmlns:pic="http://schemas.openxmlformats.org/drawingml/2006/picture">
+                        <pic:nvPicPr>
+                          <pic:cNvPr id="1" name=""/>
+                          <pic:cNvPicPr/>
+                        </pic:nvPicPr>
+                        <pic:blipFill>
+                          <a:blip r:embed="rId8"/>
+                          <a:stretch>
+                            <a:fillRect/>
+                          </a:stretch>
+                        </pic:blipFill>
+                        <pic:spPr>
+                          <a:xfrm>
+                            <a:off x="0" y="0"/>
+                            <a:ext cx="6802755" cy="1914525"/>
+                          </a:xfrm>
+                          <a:prstGeom prst="rect">
+                            <a:avLst/>
+                          </a:prstGeom>
+                        </pic:spPr>
+                      </pic:pic>
+                    </a:graphicData>
+                  </a:graphic>
+                </wp:inline>
+              </w:drawing>
             </w:r>
           </w:p>
         </w:tc>
@@ -828,15 +1022,7 @@
                 <w:color w:val="F2F2F2" w:themeColor="background1" w:themeShade="F2"/>
                 <w:sz w:val="16"/>
               </w:rPr>
-              <w:t xml:space="preserve">const nameCandidate = </w:t>
-            </w:r>
-            <w:r>
-              <w:rPr>
-                <w:rFonts w:ascii="Consolas" w:hAnsi="Consolas"/>
-                <w:color w:val="F2F2F2" w:themeColor="background1" w:themeShade="F2"/>
-                <w:sz w:val="16"/>
-              </w:rPr>
-              <w:t>localPart.split(/[.\d_]/)[0];</w:t>
+              <w:t>const nameCandidate = localPart.split(/[.\d_]/)[0];</w:t>
             </w:r>
             <w:r>
               <w:rPr>
@@ -913,6 +1099,79 @@
                 <w:sz w:val="17"/>
               </w:rPr>
               <w:t>PASS</w:t>
+            </w:r>
+          </w:p>
+        </w:tc>
+      </w:tr>
+      <w:tr>
+        <w:trPr>
+          <w:jc w:val="center"/>
+        </w:trPr>
+        <w:tc>
+          <w:tcPr>
+            <w:tcW w:w="10913" w:type="dxa"/>
+            <w:gridSpan w:val="5"/>
+            <w:shd w:val="clear" w:color="auto" w:fill="FFFFFF" w:themeFill="background1"/>
+            <w:tcMar>
+              <w:top w:w="80" w:type="dxa"/>
+              <w:left w:w="100" w:type="dxa"/>
+              <w:bottom w:w="80" w:type="dxa"/>
+              <w:right w:w="100" w:type="dxa"/>
+            </w:tcMar>
+            <w:vAlign w:val="center"/>
+          </w:tcPr>
+          <w:p>
+            <w:pPr>
+              <w:jc w:val="center"/>
+              <w:rPr>
+                <w:rFonts w:ascii="Times New Roman" w:hAnsi="Times New Roman" w:cs="Times New Roman"/>
+                <w:b/>
+                <w:color w:val="10B981"/>
+                <w:sz w:val="17"/>
+              </w:rPr>
+            </w:pPr>
+            <w:r>
+              <w:rPr>
+                <w:rFonts w:ascii="Times New Roman" w:hAnsi="Times New Roman" w:cs="Times New Roman"/>
+                <w:b/>
+                <w:color w:val="10B981"/>
+                <w:sz w:val="17"/>
+              </w:rPr>
+              <w:drawing>
+                <wp:inline distT="0" distB="0" distL="0" distR="0" wp14:anchorId="7D0285D8" wp14:editId="6A9C0160">
+                  <wp:extent cx="6802755" cy="2064385"/>
+                  <wp:effectExtent l="0" t="0" r="0" b="0"/>
+                  <wp:docPr id="4" name="Picture 4"/>
+                  <wp:cNvGraphicFramePr>
+                    <a:graphicFrameLocks xmlns:a="http://schemas.openxmlformats.org/drawingml/2006/main" noChangeAspect="1"/>
+                  </wp:cNvGraphicFramePr>
+                  <a:graphic xmlns:a="http://schemas.openxmlformats.org/drawingml/2006/main">
+                    <a:graphicData uri="http://schemas.openxmlformats.org/drawingml/2006/picture">
+                      <pic:pic xmlns:pic="http://schemas.openxmlformats.org/drawingml/2006/picture">
+                        <pic:nvPicPr>
+                          <pic:cNvPr id="1" name=""/>
+                          <pic:cNvPicPr/>
+                        </pic:nvPicPr>
+                        <pic:blipFill>
+                          <a:blip r:embed="rId9"/>
+                          <a:stretch>
+                            <a:fillRect/>
+                          </a:stretch>
+                        </pic:blipFill>
+                        <pic:spPr>
+                          <a:xfrm>
+                            <a:off x="0" y="0"/>
+                            <a:ext cx="6802755" cy="2064385"/>
+                          </a:xfrm>
+                          <a:prstGeom prst="rect">
+                            <a:avLst/>
+                          </a:prstGeom>
+                        </pic:spPr>
+                      </pic:pic>
+                    </a:graphicData>
+                  </a:graphic>
+                </wp:inline>
+              </w:drawing>
             </w:r>
           </w:p>
         </w:tc>
@@ -989,14 +1248,7 @@
                 <w:rFonts w:ascii="Times New Roman" w:hAnsi="Times New Roman" w:cs="Times New Roman"/>
                 <w:sz w:val="17"/>
               </w:rPr>
-              <w:t xml:space="preserve"> </w:t>
-            </w:r>
-            <w:r>
-              <w:rPr>
-                <w:rFonts w:ascii="Times New Roman" w:hAnsi="Times New Roman" w:cs="Times New Roman"/>
-                <w:sz w:val="17"/>
-              </w:rPr>
-              <w:t>generateUsernameFromEmail dengan email yang mengandung angka atau tanda titik/garis bawah di tengah.</w:t>
+              <w:t xml:space="preserve"> generateUsernameFromEmail dengan email yang mengandung angka atau tanda titik/garis bawah di tengah.</w:t>
             </w:r>
           </w:p>
         </w:tc>
@@ -1061,15 +1313,7 @@
                 <w:sz w:val="16"/>
               </w:rPr>
               <w:br/>
-              <w:t>expect(generateUsernameFro</w:t>
-            </w:r>
-            <w:r>
-              <w:rPr>
-                <w:rFonts w:ascii="Consolas" w:hAnsi="Consolas"/>
-                <w:color w:val="F2F2F2" w:themeColor="background1" w:themeShade="F2"/>
-                <w:sz w:val="16"/>
-              </w:rPr>
-              <w:t>mEmail('rudi123@sejiwa.com')).toBe('Rudi');</w:t>
+              <w:t>expect(generateUsernameFromEmail('rudi123@sejiwa.com')).toBe('Rudi');</w:t>
             </w:r>
           </w:p>
         </w:tc>
@@ -1100,6 +1344,79 @@
                 <w:sz w:val="17"/>
               </w:rPr>
               <w:t>PASS</w:t>
+            </w:r>
+          </w:p>
+        </w:tc>
+      </w:tr>
+      <w:tr>
+        <w:trPr>
+          <w:jc w:val="center"/>
+        </w:trPr>
+        <w:tc>
+          <w:tcPr>
+            <w:tcW w:w="10913" w:type="dxa"/>
+            <w:gridSpan w:val="5"/>
+            <w:shd w:val="clear" w:color="auto" w:fill="FFFFFF" w:themeFill="background1"/>
+            <w:tcMar>
+              <w:top w:w="80" w:type="dxa"/>
+              <w:left w:w="100" w:type="dxa"/>
+              <w:bottom w:w="80" w:type="dxa"/>
+              <w:right w:w="100" w:type="dxa"/>
+            </w:tcMar>
+            <w:vAlign w:val="center"/>
+          </w:tcPr>
+          <w:p>
+            <w:pPr>
+              <w:jc w:val="center"/>
+              <w:rPr>
+                <w:rFonts w:ascii="Times New Roman" w:hAnsi="Times New Roman" w:cs="Times New Roman"/>
+                <w:b/>
+                <w:color w:val="10B981"/>
+                <w:sz w:val="17"/>
+              </w:rPr>
+            </w:pPr>
+            <w:r>
+              <w:rPr>
+                <w:rFonts w:ascii="Times New Roman" w:hAnsi="Times New Roman" w:cs="Times New Roman"/>
+                <w:b/>
+                <w:color w:val="10B981"/>
+                <w:sz w:val="17"/>
+              </w:rPr>
+              <w:drawing>
+                <wp:inline distT="0" distB="0" distL="0" distR="0" wp14:anchorId="77888E13" wp14:editId="62F4DF17">
+                  <wp:extent cx="6802755" cy="2010410"/>
+                  <wp:effectExtent l="0" t="0" r="0" b="8890"/>
+                  <wp:docPr id="5" name="Picture 5"/>
+                  <wp:cNvGraphicFramePr>
+                    <a:graphicFrameLocks xmlns:a="http://schemas.openxmlformats.org/drawingml/2006/main" noChangeAspect="1"/>
+                  </wp:cNvGraphicFramePr>
+                  <a:graphic xmlns:a="http://schemas.openxmlformats.org/drawingml/2006/main">
+                    <a:graphicData uri="http://schemas.openxmlformats.org/drawingml/2006/picture">
+                      <pic:pic xmlns:pic="http://schemas.openxmlformats.org/drawingml/2006/picture">
+                        <pic:nvPicPr>
+                          <pic:cNvPr id="1" name=""/>
+                          <pic:cNvPicPr/>
+                        </pic:nvPicPr>
+                        <pic:blipFill>
+                          <a:blip r:embed="rId10"/>
+                          <a:stretch>
+                            <a:fillRect/>
+                          </a:stretch>
+                        </pic:blipFill>
+                        <pic:spPr>
+                          <a:xfrm>
+                            <a:off x="0" y="0"/>
+                            <a:ext cx="6802755" cy="2010410"/>
+                          </a:xfrm>
+                          <a:prstGeom prst="rect">
+                            <a:avLst/>
+                          </a:prstGeom>
+                        </pic:spPr>
+                      </pic:pic>
+                    </a:graphicData>
+                  </a:graphic>
+                </wp:inline>
+              </w:drawing>
             </w:r>
           </w:p>
         </w:tc>
@@ -1134,6 +1451,7 @@
                 <w:color w:val="4B5563"/>
                 <w:sz w:val="17"/>
               </w:rPr>
+              <w:lastRenderedPageBreak/>
               <w:t>006</w:t>
             </w:r>
           </w:p>
@@ -1285,6 +1603,79 @@
                 <w:sz w:val="17"/>
               </w:rPr>
               <w:t>PASS</w:t>
+            </w:r>
+          </w:p>
+        </w:tc>
+      </w:tr>
+      <w:tr>
+        <w:trPr>
+          <w:jc w:val="center"/>
+        </w:trPr>
+        <w:tc>
+          <w:tcPr>
+            <w:tcW w:w="10913" w:type="dxa"/>
+            <w:gridSpan w:val="5"/>
+            <w:shd w:val="clear" w:color="auto" w:fill="FFFFFF" w:themeFill="background1"/>
+            <w:tcMar>
+              <w:top w:w="80" w:type="dxa"/>
+              <w:left w:w="100" w:type="dxa"/>
+              <w:bottom w:w="80" w:type="dxa"/>
+              <w:right w:w="100" w:type="dxa"/>
+            </w:tcMar>
+            <w:vAlign w:val="center"/>
+          </w:tcPr>
+          <w:p>
+            <w:pPr>
+              <w:jc w:val="center"/>
+              <w:rPr>
+                <w:rFonts w:ascii="Times New Roman" w:hAnsi="Times New Roman" w:cs="Times New Roman"/>
+                <w:b/>
+                <w:color w:val="10B981"/>
+                <w:sz w:val="17"/>
+              </w:rPr>
+            </w:pPr>
+            <w:r>
+              <w:rPr>
+                <w:rFonts w:ascii="Times New Roman" w:hAnsi="Times New Roman" w:cs="Times New Roman"/>
+                <w:b/>
+                <w:color w:val="10B981"/>
+                <w:sz w:val="17"/>
+              </w:rPr>
+              <w:drawing>
+                <wp:inline distT="0" distB="0" distL="0" distR="0" wp14:anchorId="5091358D" wp14:editId="260BE55F">
+                  <wp:extent cx="6802755" cy="2563495"/>
+                  <wp:effectExtent l="0" t="0" r="0" b="8255"/>
+                  <wp:docPr id="6" name="Picture 6"/>
+                  <wp:cNvGraphicFramePr>
+                    <a:graphicFrameLocks xmlns:a="http://schemas.openxmlformats.org/drawingml/2006/main" noChangeAspect="1"/>
+                  </wp:cNvGraphicFramePr>
+                  <a:graphic xmlns:a="http://schemas.openxmlformats.org/drawingml/2006/main">
+                    <a:graphicData uri="http://schemas.openxmlformats.org/drawingml/2006/picture">
+                      <pic:pic xmlns:pic="http://schemas.openxmlformats.org/drawingml/2006/picture">
+                        <pic:nvPicPr>
+                          <pic:cNvPr id="1" name=""/>
+                          <pic:cNvPicPr/>
+                        </pic:nvPicPr>
+                        <pic:blipFill>
+                          <a:blip r:embed="rId11"/>
+                          <a:stretch>
+                            <a:fillRect/>
+                          </a:stretch>
+                        </pic:blipFill>
+                        <pic:spPr>
+                          <a:xfrm>
+                            <a:off x="0" y="0"/>
+                            <a:ext cx="6802755" cy="2563495"/>
+                          </a:xfrm>
+                          <a:prstGeom prst="rect">
+                            <a:avLst/>
+                          </a:prstGeom>
+                        </pic:spPr>
+                      </pic:pic>
+                    </a:graphicData>
+                  </a:graphic>
+                </wp:inline>
+              </w:drawing>
             </w:r>
           </w:p>
         </w:tc>
@@ -1384,15 +1775,7 @@
                 <w:sz w:val="16"/>
               </w:rPr>
               <w:br/>
-              <w:t xml:space="preserve">return </w:t>
-            </w:r>
-            <w:r>
-              <w:rPr>
-                <w:rFonts w:ascii="Consolas" w:hAnsi="Consolas"/>
-                <w:color w:val="F2F2F2" w:themeColor="background1" w:themeShade="F2"/>
-                <w:sz w:val="16"/>
-              </w:rPr>
-              <w:t>payload.exp * 1000 &lt; Date.now();</w:t>
+              <w:t>return payload.exp * 1000 &lt; Date.now();</w:t>
             </w:r>
           </w:p>
         </w:tc>
@@ -1469,6 +1852,79 @@
                 <w:sz w:val="17"/>
               </w:rPr>
               <w:t>PASS</w:t>
+            </w:r>
+          </w:p>
+        </w:tc>
+      </w:tr>
+      <w:tr>
+        <w:trPr>
+          <w:jc w:val="center"/>
+        </w:trPr>
+        <w:tc>
+          <w:tcPr>
+            <w:tcW w:w="10913" w:type="dxa"/>
+            <w:gridSpan w:val="5"/>
+            <w:shd w:val="clear" w:color="auto" w:fill="FFFFFF" w:themeFill="background1"/>
+            <w:tcMar>
+              <w:top w:w="80" w:type="dxa"/>
+              <w:left w:w="100" w:type="dxa"/>
+              <w:bottom w:w="80" w:type="dxa"/>
+              <w:right w:w="100" w:type="dxa"/>
+            </w:tcMar>
+            <w:vAlign w:val="center"/>
+          </w:tcPr>
+          <w:p>
+            <w:pPr>
+              <w:jc w:val="center"/>
+              <w:rPr>
+                <w:rFonts w:ascii="Times New Roman" w:hAnsi="Times New Roman" w:cs="Times New Roman"/>
+                <w:b/>
+                <w:color w:val="10B981"/>
+                <w:sz w:val="17"/>
+              </w:rPr>
+            </w:pPr>
+            <w:r>
+              <w:rPr>
+                <w:rFonts w:ascii="Times New Roman" w:hAnsi="Times New Roman" w:cs="Times New Roman"/>
+                <w:b/>
+                <w:color w:val="10B981"/>
+                <w:sz w:val="17"/>
+              </w:rPr>
+              <w:drawing>
+                <wp:inline distT="0" distB="0" distL="0" distR="0" wp14:anchorId="0C9D87CC" wp14:editId="0359ED7C">
+                  <wp:extent cx="6802755" cy="2741930"/>
+                  <wp:effectExtent l="0" t="0" r="0" b="1270"/>
+                  <wp:docPr id="7" name="Picture 7"/>
+                  <wp:cNvGraphicFramePr>
+                    <a:graphicFrameLocks xmlns:a="http://schemas.openxmlformats.org/drawingml/2006/main" noChangeAspect="1"/>
+                  </wp:cNvGraphicFramePr>
+                  <a:graphic xmlns:a="http://schemas.openxmlformats.org/drawingml/2006/main">
+                    <a:graphicData uri="http://schemas.openxmlformats.org/drawingml/2006/picture">
+                      <pic:pic xmlns:pic="http://schemas.openxmlformats.org/drawingml/2006/picture">
+                        <pic:nvPicPr>
+                          <pic:cNvPr id="1" name=""/>
+                          <pic:cNvPicPr/>
+                        </pic:nvPicPr>
+                        <pic:blipFill>
+                          <a:blip r:embed="rId12"/>
+                          <a:stretch>
+                            <a:fillRect/>
+                          </a:stretch>
+                        </pic:blipFill>
+                        <pic:spPr>
+                          <a:xfrm>
+                            <a:off x="0" y="0"/>
+                            <a:ext cx="6802755" cy="2741930"/>
+                          </a:xfrm>
+                          <a:prstGeom prst="rect">
+                            <a:avLst/>
+                          </a:prstGeom>
+                        </pic:spPr>
+                      </pic:pic>
+                    </a:graphicData>
+                  </a:graphic>
+                </wp:inline>
+              </w:drawing>
             </w:r>
           </w:p>
         </w:tc>
@@ -1531,14 +1987,15 @@
                 <w:rFonts w:ascii="Times New Roman" w:hAnsi="Times New Roman" w:cs="Times New Roman"/>
                 <w:sz w:val="17"/>
               </w:rPr>
-              <w:t xml:space="preserve">Pengujian </w:t>
+              <w:t xml:space="preserve">Pengujian isTokenExpired </w:t>
             </w:r>
             <w:r>
               <w:rPr>
                 <w:rFonts w:ascii="Times New Roman" w:hAnsi="Times New Roman" w:cs="Times New Roman"/>
                 <w:sz w:val="17"/>
               </w:rPr>
-              <w:t>isTokenExpired dengan token aktif yang belum kedaluwarsa.</w:t>
+              <w:lastRenderedPageBreak/>
+              <w:t>dengan token aktif yang belum kedaluwarsa.</w:t>
             </w:r>
           </w:p>
         </w:tc>
@@ -1566,7 +2023,17 @@
                 <w:color w:val="F2F2F2" w:themeColor="background1" w:themeShade="F2"/>
                 <w:sz w:val="16"/>
               </w:rPr>
-              <w:t>const payload = JSON.parse(atob(token.split('.')[1]));</w:t>
+              <w:lastRenderedPageBreak/>
+              <w:t xml:space="preserve">const payload = </w:t>
+            </w:r>
+            <w:r>
+              <w:rPr>
+                <w:rFonts w:ascii="Consolas" w:hAnsi="Consolas"/>
+                <w:color w:val="F2F2F2" w:themeColor="background1" w:themeShade="F2"/>
+                <w:sz w:val="16"/>
+              </w:rPr>
+              <w:lastRenderedPageBreak/>
+              <w:t>JSON.parse(atob(token.split('.')[1]));</w:t>
             </w:r>
             <w:r>
               <w:rPr>
@@ -1603,7 +2070,17 @@
                 <w:color w:val="F2F2F2" w:themeColor="background1" w:themeShade="F2"/>
                 <w:sz w:val="16"/>
               </w:rPr>
-              <w:t>const futurePayload = { exp: Math.floor(Date.now() / 1000) + 3600 };</w:t>
+              <w:lastRenderedPageBreak/>
+              <w:t xml:space="preserve">const futurePayload = { exp: </w:t>
+            </w:r>
+            <w:r>
+              <w:rPr>
+                <w:rFonts w:ascii="Consolas" w:hAnsi="Consolas"/>
+                <w:color w:val="F2F2F2" w:themeColor="background1" w:themeShade="F2"/>
+                <w:sz w:val="16"/>
+              </w:rPr>
+              <w:lastRenderedPageBreak/>
+              <w:t>Math.floor(Date.now() / 1000) + 3600 };</w:t>
             </w:r>
             <w:r>
               <w:rPr>
@@ -1612,15 +2089,7 @@
                 <w:sz w:val="16"/>
               </w:rPr>
               <w:br/>
-              <w:t>const token = `header.${btoa(JSON.</w:t>
-            </w:r>
-            <w:r>
-              <w:rPr>
-                <w:rFonts w:ascii="Consolas" w:hAnsi="Consolas"/>
-                <w:color w:val="F2F2F2" w:themeColor="background1" w:themeShade="F2"/>
-                <w:sz w:val="16"/>
-              </w:rPr>
-              <w:t>stringify(futurePayload))}.signature`;</w:t>
+              <w:t>const token = `header.${btoa(JSON.stringify(futurePayload))}.signature`;</w:t>
             </w:r>
             <w:r>
               <w:rPr>
@@ -1659,7 +2128,81 @@
                 <w:color w:val="10B981"/>
                 <w:sz w:val="17"/>
               </w:rPr>
+              <w:lastRenderedPageBreak/>
               <w:t>PASS</w:t>
+            </w:r>
+          </w:p>
+        </w:tc>
+      </w:tr>
+      <w:tr>
+        <w:trPr>
+          <w:jc w:val="center"/>
+        </w:trPr>
+        <w:tc>
+          <w:tcPr>
+            <w:tcW w:w="10913" w:type="dxa"/>
+            <w:gridSpan w:val="5"/>
+            <w:shd w:val="clear" w:color="auto" w:fill="FFFFFF" w:themeFill="background1"/>
+            <w:tcMar>
+              <w:top w:w="80" w:type="dxa"/>
+              <w:left w:w="100" w:type="dxa"/>
+              <w:bottom w:w="80" w:type="dxa"/>
+              <w:right w:w="100" w:type="dxa"/>
+            </w:tcMar>
+            <w:vAlign w:val="center"/>
+          </w:tcPr>
+          <w:p>
+            <w:pPr>
+              <w:jc w:val="center"/>
+              <w:rPr>
+                <w:rFonts w:ascii="Times New Roman" w:hAnsi="Times New Roman" w:cs="Times New Roman"/>
+                <w:b/>
+                <w:color w:val="10B981"/>
+                <w:sz w:val="17"/>
+              </w:rPr>
+            </w:pPr>
+            <w:r>
+              <w:rPr>
+                <w:rFonts w:ascii="Times New Roman" w:hAnsi="Times New Roman" w:cs="Times New Roman"/>
+                <w:b/>
+                <w:color w:val="10B981"/>
+                <w:sz w:val="17"/>
+              </w:rPr>
+              <w:drawing>
+                <wp:inline distT="0" distB="0" distL="0" distR="0" wp14:anchorId="4331F505" wp14:editId="6E8A9FFD">
+                  <wp:extent cx="6802755" cy="2616835"/>
+                  <wp:effectExtent l="0" t="0" r="0" b="0"/>
+                  <wp:docPr id="8" name="Picture 8"/>
+                  <wp:cNvGraphicFramePr>
+                    <a:graphicFrameLocks xmlns:a="http://schemas.openxmlformats.org/drawingml/2006/main" noChangeAspect="1"/>
+                  </wp:cNvGraphicFramePr>
+                  <a:graphic xmlns:a="http://schemas.openxmlformats.org/drawingml/2006/main">
+                    <a:graphicData uri="http://schemas.openxmlformats.org/drawingml/2006/picture">
+                      <pic:pic xmlns:pic="http://schemas.openxmlformats.org/drawingml/2006/picture">
+                        <pic:nvPicPr>
+                          <pic:cNvPr id="1" name=""/>
+                          <pic:cNvPicPr/>
+                        </pic:nvPicPr>
+                        <pic:blipFill>
+                          <a:blip r:embed="rId13"/>
+                          <a:stretch>
+                            <a:fillRect/>
+                          </a:stretch>
+                        </pic:blipFill>
+                        <pic:spPr>
+                          <a:xfrm>
+                            <a:off x="0" y="0"/>
+                            <a:ext cx="6802755" cy="2616835"/>
+                          </a:xfrm>
+                          <a:prstGeom prst="rect">
+                            <a:avLst/>
+                          </a:prstGeom>
+                        </pic:spPr>
+                      </pic:pic>
+                    </a:graphicData>
+                  </a:graphic>
+                </wp:inline>
+              </w:drawing>
             </w:r>
           </w:p>
         </w:tc>
@@ -1768,15 +2311,7 @@
                 <w:sz w:val="16"/>
               </w:rPr>
               <w:br/>
-              <w:t xml:space="preserve">} catch (error) </w:t>
-            </w:r>
-            <w:r>
-              <w:rPr>
-                <w:rFonts w:ascii="Consolas" w:hAnsi="Consolas"/>
-                <w:color w:val="F2F2F2" w:themeColor="background1" w:themeShade="F2"/>
-                <w:sz w:val="16"/>
-              </w:rPr>
-              <w:t>{</w:t>
+              <w:t>} catch (error) {</w:t>
             </w:r>
             <w:r>
               <w:rPr>
@@ -1794,14 +2329,6 @@
                 <w:sz w:val="16"/>
               </w:rPr>
               <w:br/>
-            </w:r>
-            <w:r>
-              <w:rPr>
-                <w:rFonts w:ascii="Consolas" w:hAnsi="Consolas"/>
-                <w:color w:val="F2F2F2" w:themeColor="background1" w:themeShade="F2"/>
-                <w:sz w:val="16"/>
-              </w:rPr>
-              <w:lastRenderedPageBreak/>
               <w:t xml:space="preserve">  return true;</w:t>
             </w:r>
             <w:r>
@@ -1839,7 +2366,6 @@
                 <w:color w:val="F2F2F2" w:themeColor="background1" w:themeShade="F2"/>
                 <w:sz w:val="16"/>
               </w:rPr>
-              <w:lastRenderedPageBreak/>
               <w:t>const brokenToken = 'header.brokenbase64payload.signature';</w:t>
             </w:r>
             <w:r>
@@ -1880,6 +2406,79 @@
                 <w:sz w:val="17"/>
               </w:rPr>
               <w:t>PASS</w:t>
+            </w:r>
+          </w:p>
+        </w:tc>
+      </w:tr>
+      <w:tr>
+        <w:trPr>
+          <w:jc w:val="center"/>
+        </w:trPr>
+        <w:tc>
+          <w:tcPr>
+            <w:tcW w:w="10913" w:type="dxa"/>
+            <w:gridSpan w:val="5"/>
+            <w:shd w:val="clear" w:color="auto" w:fill="FFFFFF" w:themeFill="background1"/>
+            <w:tcMar>
+              <w:top w:w="80" w:type="dxa"/>
+              <w:left w:w="100" w:type="dxa"/>
+              <w:bottom w:w="80" w:type="dxa"/>
+              <w:right w:w="100" w:type="dxa"/>
+            </w:tcMar>
+            <w:vAlign w:val="center"/>
+          </w:tcPr>
+          <w:p>
+            <w:pPr>
+              <w:jc w:val="center"/>
+              <w:rPr>
+                <w:rFonts w:ascii="Times New Roman" w:hAnsi="Times New Roman" w:cs="Times New Roman"/>
+                <w:b/>
+                <w:color w:val="10B981"/>
+                <w:sz w:val="17"/>
+              </w:rPr>
+            </w:pPr>
+            <w:r>
+              <w:rPr>
+                <w:rFonts w:ascii="Times New Roman" w:hAnsi="Times New Roman" w:cs="Times New Roman"/>
+                <w:b/>
+                <w:color w:val="10B981"/>
+                <w:sz w:val="17"/>
+              </w:rPr>
+              <w:drawing>
+                <wp:inline distT="0" distB="0" distL="0" distR="0" wp14:anchorId="6F8B1E0B" wp14:editId="0BAE6B5F">
+                  <wp:extent cx="6802755" cy="2673350"/>
+                  <wp:effectExtent l="0" t="0" r="0" b="0"/>
+                  <wp:docPr id="9" name="Picture 9"/>
+                  <wp:cNvGraphicFramePr>
+                    <a:graphicFrameLocks xmlns:a="http://schemas.openxmlformats.org/drawingml/2006/main" noChangeAspect="1"/>
+                  </wp:cNvGraphicFramePr>
+                  <a:graphic xmlns:a="http://schemas.openxmlformats.org/drawingml/2006/main">
+                    <a:graphicData uri="http://schemas.openxmlformats.org/drawingml/2006/picture">
+                      <pic:pic xmlns:pic="http://schemas.openxmlformats.org/drawingml/2006/picture">
+                        <pic:nvPicPr>
+                          <pic:cNvPr id="1" name=""/>
+                          <pic:cNvPicPr/>
+                        </pic:nvPicPr>
+                        <pic:blipFill>
+                          <a:blip r:embed="rId14"/>
+                          <a:stretch>
+                            <a:fillRect/>
+                          </a:stretch>
+                        </pic:blipFill>
+                        <pic:spPr>
+                          <a:xfrm>
+                            <a:off x="0" y="0"/>
+                            <a:ext cx="6802755" cy="2673350"/>
+                          </a:xfrm>
+                          <a:prstGeom prst="rect">
+                            <a:avLst/>
+                          </a:prstGeom>
+                        </pic:spPr>
+                      </pic:pic>
+                    </a:graphicData>
+                  </a:graphic>
+                </wp:inline>
+              </w:drawing>
             </w:r>
           </w:p>
         </w:tc>
@@ -1914,6 +2513,7 @@
                 <w:color w:val="4B5563"/>
                 <w:sz w:val="17"/>
               </w:rPr>
+              <w:lastRenderedPageBreak/>
               <w:t>010</w:t>
             </w:r>
           </w:p>
@@ -1942,14 +2542,7 @@
                 <w:rFonts w:ascii="Times New Roman" w:hAnsi="Times New Roman" w:cs="Times New Roman"/>
                 <w:sz w:val="17"/>
               </w:rPr>
-              <w:t xml:space="preserve">Pengujian login sukses menyimpan token JWT dan refresh </w:t>
-            </w:r>
-            <w:r>
-              <w:rPr>
-                <w:rFonts w:ascii="Times New Roman" w:hAnsi="Times New Roman" w:cs="Times New Roman"/>
-                <w:sz w:val="17"/>
-              </w:rPr>
-              <w:t>token ke localStorage.</w:t>
+              <w:t>Pengujian login sukses menyimpan token JWT dan refresh token ke localStorage.</w:t>
             </w:r>
           </w:p>
         </w:tc>
@@ -2004,15 +2597,7 @@
                 <w:sz w:val="16"/>
               </w:rPr>
               <w:br/>
-              <w:t>localStorage.setItem('refresh_token', ref</w:t>
-            </w:r>
-            <w:r>
-              <w:rPr>
-                <w:rFonts w:ascii="Consolas" w:hAnsi="Consolas"/>
-                <w:color w:val="F2F2F2" w:themeColor="background1" w:themeShade="F2"/>
-                <w:sz w:val="16"/>
-              </w:rPr>
-              <w:t>reshToken);</w:t>
+              <w:t>localStorage.setItem('refresh_token', refreshToken);</w:t>
             </w:r>
           </w:p>
         </w:tc>
@@ -2058,15 +2643,7 @@
                 <w:sz w:val="16"/>
               </w:rPr>
               <w:br/>
-              <w:t>expect(localStorage.getItem('token')).toBe('mock-jwt-to</w:t>
-            </w:r>
-            <w:r>
-              <w:rPr>
-                <w:rFonts w:ascii="Consolas" w:hAnsi="Consolas"/>
-                <w:color w:val="F2F2F2" w:themeColor="background1" w:themeShade="F2"/>
-                <w:sz w:val="16"/>
-              </w:rPr>
-              <w:t>ken');</w:t>
+              <w:t>expect(localStorage.getItem('token')).toBe('mock-jwt-token');</w:t>
             </w:r>
             <w:r>
               <w:rPr>
@@ -2106,6 +2683,79 @@
                 <w:sz w:val="17"/>
               </w:rPr>
               <w:t>PASS</w:t>
+            </w:r>
+          </w:p>
+        </w:tc>
+      </w:tr>
+      <w:tr>
+        <w:trPr>
+          <w:jc w:val="center"/>
+        </w:trPr>
+        <w:tc>
+          <w:tcPr>
+            <w:tcW w:w="10913" w:type="dxa"/>
+            <w:gridSpan w:val="5"/>
+            <w:shd w:val="clear" w:color="auto" w:fill="FFFFFF" w:themeFill="background1"/>
+            <w:tcMar>
+              <w:top w:w="80" w:type="dxa"/>
+              <w:left w:w="100" w:type="dxa"/>
+              <w:bottom w:w="80" w:type="dxa"/>
+              <w:right w:w="100" w:type="dxa"/>
+            </w:tcMar>
+            <w:vAlign w:val="center"/>
+          </w:tcPr>
+          <w:p>
+            <w:pPr>
+              <w:jc w:val="center"/>
+              <w:rPr>
+                <w:rFonts w:ascii="Times New Roman" w:hAnsi="Times New Roman" w:cs="Times New Roman"/>
+                <w:b/>
+                <w:color w:val="10B981"/>
+                <w:sz w:val="17"/>
+              </w:rPr>
+            </w:pPr>
+            <w:r>
+              <w:rPr>
+                <w:rFonts w:ascii="Times New Roman" w:hAnsi="Times New Roman" w:cs="Times New Roman"/>
+                <w:b/>
+                <w:color w:val="10B981"/>
+                <w:sz w:val="17"/>
+              </w:rPr>
+              <w:drawing>
+                <wp:inline distT="0" distB="0" distL="0" distR="0" wp14:anchorId="0583B439" wp14:editId="52652515">
+                  <wp:extent cx="6802755" cy="2437130"/>
+                  <wp:effectExtent l="0" t="0" r="0" b="1270"/>
+                  <wp:docPr id="10" name="Picture 10"/>
+                  <wp:cNvGraphicFramePr>
+                    <a:graphicFrameLocks xmlns:a="http://schemas.openxmlformats.org/drawingml/2006/main" noChangeAspect="1"/>
+                  </wp:cNvGraphicFramePr>
+                  <a:graphic xmlns:a="http://schemas.openxmlformats.org/drawingml/2006/main">
+                    <a:graphicData uri="http://schemas.openxmlformats.org/drawingml/2006/picture">
+                      <pic:pic xmlns:pic="http://schemas.openxmlformats.org/drawingml/2006/picture">
+                        <pic:nvPicPr>
+                          <pic:cNvPr id="1" name=""/>
+                          <pic:cNvPicPr/>
+                        </pic:nvPicPr>
+                        <pic:blipFill>
+                          <a:blip r:embed="rId15"/>
+                          <a:stretch>
+                            <a:fillRect/>
+                          </a:stretch>
+                        </pic:blipFill>
+                        <pic:spPr>
+                          <a:xfrm>
+                            <a:off x="0" y="0"/>
+                            <a:ext cx="6802755" cy="2437130"/>
+                          </a:xfrm>
+                          <a:prstGeom prst="rect">
+                            <a:avLst/>
+                          </a:prstGeom>
+                        </pic:spPr>
+                      </pic:pic>
+                    </a:graphicData>
+                  </a:graphic>
+                </wp:inline>
+              </w:drawing>
             </w:r>
           </w:p>
         </w:tc>
@@ -2214,13 +2864,6 @@
                 <w:sz w:val="16"/>
               </w:rPr>
               <w:br/>
-            </w:r>
-            <w:r>
-              <w:rPr>
-                <w:rFonts w:ascii="Consolas" w:hAnsi="Consolas"/>
-                <w:color w:val="F2F2F2" w:themeColor="background1" w:themeShade="F2"/>
-                <w:sz w:val="16"/>
-              </w:rPr>
               <w:t xml:space="preserve">  throw new Error(error.response?.data?.message || 'Login failed');</w:t>
             </w:r>
             <w:r>
@@ -2267,15 +2910,7 @@
                 <w:sz w:val="16"/>
               </w:rPr>
               <w:br/>
-              <w:t>await expect(AuthService.login('pelajar@sejiwa.com', 'wrongpassword')).rejects.toThrow('Wrong pas</w:t>
-            </w:r>
-            <w:r>
-              <w:rPr>
-                <w:rFonts w:ascii="Consolas" w:hAnsi="Consolas"/>
-                <w:color w:val="F2F2F2" w:themeColor="background1" w:themeShade="F2"/>
-                <w:sz w:val="16"/>
-              </w:rPr>
-              <w:t>sword');</w:t>
+              <w:t>await expect(AuthService.login('pelajar@sejiwa.com', 'wrongpassword')).rejects.toThrow('Wrong password');</w:t>
             </w:r>
           </w:p>
         </w:tc>
@@ -2306,6 +2941,80 @@
                 <w:sz w:val="17"/>
               </w:rPr>
               <w:t>PASS</w:t>
+            </w:r>
+          </w:p>
+        </w:tc>
+      </w:tr>
+      <w:tr>
+        <w:trPr>
+          <w:jc w:val="center"/>
+        </w:trPr>
+        <w:tc>
+          <w:tcPr>
+            <w:tcW w:w="10913" w:type="dxa"/>
+            <w:gridSpan w:val="5"/>
+            <w:shd w:val="clear" w:color="auto" w:fill="FFFFFF" w:themeFill="background1"/>
+            <w:tcMar>
+              <w:top w:w="80" w:type="dxa"/>
+              <w:left w:w="100" w:type="dxa"/>
+              <w:bottom w:w="80" w:type="dxa"/>
+              <w:right w:w="100" w:type="dxa"/>
+            </w:tcMar>
+            <w:vAlign w:val="center"/>
+          </w:tcPr>
+          <w:p>
+            <w:pPr>
+              <w:jc w:val="center"/>
+              <w:rPr>
+                <w:rFonts w:ascii="Times New Roman" w:hAnsi="Times New Roman" w:cs="Times New Roman"/>
+                <w:b/>
+                <w:color w:val="10B981"/>
+                <w:sz w:val="17"/>
+              </w:rPr>
+            </w:pPr>
+            <w:r>
+              <w:rPr>
+                <w:rFonts w:ascii="Times New Roman" w:hAnsi="Times New Roman" w:cs="Times New Roman"/>
+                <w:b/>
+                <w:color w:val="10B981"/>
+                <w:sz w:val="17"/>
+              </w:rPr>
+              <w:lastRenderedPageBreak/>
+              <w:drawing>
+                <wp:inline distT="0" distB="0" distL="0" distR="0" wp14:anchorId="3FDA7E50" wp14:editId="3649E7BA">
+                  <wp:extent cx="6802755" cy="2810510"/>
+                  <wp:effectExtent l="0" t="0" r="0" b="8890"/>
+                  <wp:docPr id="11" name="Picture 11"/>
+                  <wp:cNvGraphicFramePr>
+                    <a:graphicFrameLocks xmlns:a="http://schemas.openxmlformats.org/drawingml/2006/main" noChangeAspect="1"/>
+                  </wp:cNvGraphicFramePr>
+                  <a:graphic xmlns:a="http://schemas.openxmlformats.org/drawingml/2006/main">
+                    <a:graphicData uri="http://schemas.openxmlformats.org/drawingml/2006/picture">
+                      <pic:pic xmlns:pic="http://schemas.openxmlformats.org/drawingml/2006/picture">
+                        <pic:nvPicPr>
+                          <pic:cNvPr id="1" name=""/>
+                          <pic:cNvPicPr/>
+                        </pic:nvPicPr>
+                        <pic:blipFill>
+                          <a:blip r:embed="rId16"/>
+                          <a:stretch>
+                            <a:fillRect/>
+                          </a:stretch>
+                        </pic:blipFill>
+                        <pic:spPr>
+                          <a:xfrm>
+                            <a:off x="0" y="0"/>
+                            <a:ext cx="6802755" cy="2810510"/>
+                          </a:xfrm>
+                          <a:prstGeom prst="rect">
+                            <a:avLst/>
+                          </a:prstGeom>
+                        </pic:spPr>
+                      </pic:pic>
+                    </a:graphicData>
+                  </a:graphic>
+                </wp:inline>
+              </w:drawing>
             </w:r>
           </w:p>
         </w:tc>
@@ -2423,13 +3132,6 @@
                 <w:sz w:val="16"/>
               </w:rPr>
               <w:br/>
-            </w:r>
-            <w:r>
-              <w:rPr>
-                <w:rFonts w:ascii="Consolas" w:hAnsi="Consolas"/>
-                <w:color w:val="F2F2F2" w:themeColor="background1" w:themeShade="F2"/>
-                <w:sz w:val="16"/>
-              </w:rPr>
               <w:t>localStorage.removeItem('refresh_token');</w:t>
             </w:r>
             <w:r>
@@ -2503,15 +3205,7 @@
                 <w:sz w:val="16"/>
               </w:rPr>
               <w:br/>
-              <w:t>expect(localStorage.getItem('to</w:t>
-            </w:r>
-            <w:r>
-              <w:rPr>
-                <w:rFonts w:ascii="Consolas" w:hAnsi="Consolas"/>
-                <w:color w:val="F2F2F2" w:themeColor="background1" w:themeShade="F2"/>
-                <w:sz w:val="16"/>
-              </w:rPr>
-              <w:t>ken')).toBeNull();</w:t>
+              <w:t>expect(localStorage.getItem('token')).toBeNull();</w:t>
             </w:r>
             <w:r>
               <w:rPr>
@@ -2568,7 +3262,79 @@
                 <w:color w:val="10B981"/>
                 <w:sz w:val="17"/>
               </w:rPr>
-              <w:t>PASS</w:t>
+              <w:t>FAIL</w:t>
+            </w:r>
+          </w:p>
+        </w:tc>
+      </w:tr>
+      <w:tr>
+        <w:trPr>
+          <w:jc w:val="center"/>
+        </w:trPr>
+        <w:tc>
+          <w:tcPr>
+            <w:tcW w:w="10913" w:type="dxa"/>
+            <w:gridSpan w:val="5"/>
+            <w:shd w:val="clear" w:color="auto" w:fill="FFFFFF"/>
+            <w:tcMar>
+              <w:top w:w="80" w:type="dxa"/>
+              <w:left w:w="100" w:type="dxa"/>
+              <w:bottom w:w="80" w:type="dxa"/>
+              <w:right w:w="100" w:type="dxa"/>
+            </w:tcMar>
+            <w:vAlign w:val="center"/>
+          </w:tcPr>
+          <w:p>
+            <w:pPr>
+              <w:rPr>
+                <w:rFonts w:ascii="Times New Roman" w:hAnsi="Times New Roman" w:cs="Times New Roman"/>
+                <w:b/>
+                <w:color w:val="10B981"/>
+                <w:sz w:val="17"/>
+              </w:rPr>
+            </w:pPr>
+            <w:r>
+              <w:rPr>
+                <w:rFonts w:ascii="Times New Roman" w:hAnsi="Times New Roman" w:cs="Times New Roman"/>
+                <w:b/>
+                <w:color w:val="10B981"/>
+                <w:sz w:val="17"/>
+              </w:rPr>
+              <w:drawing>
+                <wp:inline distT="0" distB="0" distL="0" distR="0" wp14:anchorId="7F55DA02" wp14:editId="3C6523C1">
+                  <wp:extent cx="6802755" cy="2771775"/>
+                  <wp:effectExtent l="0" t="0" r="0" b="9525"/>
+                  <wp:docPr id="19" name="Picture 19"/>
+                  <wp:cNvGraphicFramePr>
+                    <a:graphicFrameLocks xmlns:a="http://schemas.openxmlformats.org/drawingml/2006/main" noChangeAspect="1"/>
+                  </wp:cNvGraphicFramePr>
+                  <a:graphic xmlns:a="http://schemas.openxmlformats.org/drawingml/2006/main">
+                    <a:graphicData uri="http://schemas.openxmlformats.org/drawingml/2006/picture">
+                      <pic:pic xmlns:pic="http://schemas.openxmlformats.org/drawingml/2006/picture">
+                        <pic:nvPicPr>
+                          <pic:cNvPr id="1" name=""/>
+                          <pic:cNvPicPr/>
+                        </pic:nvPicPr>
+                        <pic:blipFill>
+                          <a:blip r:embed="rId17"/>
+                          <a:stretch>
+                            <a:fillRect/>
+                          </a:stretch>
+                        </pic:blipFill>
+                        <pic:spPr>
+                          <a:xfrm>
+                            <a:off x="0" y="0"/>
+                            <a:ext cx="6802755" cy="2771775"/>
+                          </a:xfrm>
+                          <a:prstGeom prst="rect">
+                            <a:avLst/>
+                          </a:prstGeom>
+                        </pic:spPr>
+                      </pic:pic>
+                    </a:graphicData>
+                  </a:graphic>
+                </wp:inline>
+              </w:drawing>
             </w:r>
           </w:p>
         </w:tc>
@@ -2603,6 +3369,7 @@
                 <w:color w:val="4B5563"/>
                 <w:sz w:val="17"/>
               </w:rPr>
+              <w:lastRenderedPageBreak/>
               <w:t>013</w:t>
             </w:r>
           </w:p>
@@ -2631,14 +3398,7 @@
                 <w:rFonts w:ascii="Times New Roman" w:hAnsi="Times New Roman" w:cs="Times New Roman"/>
                 <w:sz w:val="17"/>
               </w:rPr>
-              <w:t xml:space="preserve">Pengujian getAuthHeaders mengembalikan Authorization header Bearer token </w:t>
-            </w:r>
-            <w:r>
-              <w:rPr>
-                <w:rFonts w:ascii="Times New Roman" w:hAnsi="Times New Roman" w:cs="Times New Roman"/>
-                <w:sz w:val="17"/>
-              </w:rPr>
-              <w:t>aktif.</w:t>
+              <w:t>Pengujian getAuthHeaders mengembalikan Authorization header Bearer token aktif.</w:t>
             </w:r>
           </w:p>
         </w:tc>
@@ -2739,15 +3499,7 @@
                 <w:sz w:val="16"/>
               </w:rPr>
               <w:br/>
-              <w:t xml:space="preserve">const token </w:t>
-            </w:r>
-            <w:r>
-              <w:rPr>
-                <w:rFonts w:ascii="Consolas" w:hAnsi="Consolas"/>
-                <w:color w:val="F2F2F2" w:themeColor="background1" w:themeShade="F2"/>
-                <w:sz w:val="16"/>
-              </w:rPr>
-              <w:t>= `header.${btoa(JSON.stringify(activePayload))}.signature`;</w:t>
+              <w:t>const token = `header.${btoa(JSON.stringify(activePayload))}.signature`;</w:t>
             </w:r>
             <w:r>
               <w:rPr>
@@ -2805,6 +3557,79 @@
                 <w:sz w:val="17"/>
               </w:rPr>
               <w:t>PASS</w:t>
+            </w:r>
+          </w:p>
+        </w:tc>
+      </w:tr>
+      <w:tr>
+        <w:trPr>
+          <w:jc w:val="center"/>
+        </w:trPr>
+        <w:tc>
+          <w:tcPr>
+            <w:tcW w:w="10913" w:type="dxa"/>
+            <w:gridSpan w:val="5"/>
+            <w:shd w:val="clear" w:color="auto" w:fill="FFFFFF" w:themeFill="background1"/>
+            <w:tcMar>
+              <w:top w:w="80" w:type="dxa"/>
+              <w:left w:w="100" w:type="dxa"/>
+              <w:bottom w:w="80" w:type="dxa"/>
+              <w:right w:w="100" w:type="dxa"/>
+            </w:tcMar>
+            <w:vAlign w:val="center"/>
+          </w:tcPr>
+          <w:p>
+            <w:pPr>
+              <w:jc w:val="center"/>
+              <w:rPr>
+                <w:rFonts w:ascii="Times New Roman" w:hAnsi="Times New Roman" w:cs="Times New Roman"/>
+                <w:b/>
+                <w:color w:val="10B981"/>
+                <w:sz w:val="17"/>
+              </w:rPr>
+            </w:pPr>
+            <w:r>
+              <w:rPr>
+                <w:rFonts w:ascii="Times New Roman" w:hAnsi="Times New Roman" w:cs="Times New Roman"/>
+                <w:b/>
+                <w:color w:val="10B981"/>
+                <w:sz w:val="17"/>
+              </w:rPr>
+              <w:drawing>
+                <wp:inline distT="0" distB="0" distL="0" distR="0" wp14:anchorId="0D8ABF83" wp14:editId="0F7D7788">
+                  <wp:extent cx="6802755" cy="2431415"/>
+                  <wp:effectExtent l="0" t="0" r="0" b="6985"/>
+                  <wp:docPr id="13" name="Picture 13"/>
+                  <wp:cNvGraphicFramePr>
+                    <a:graphicFrameLocks xmlns:a="http://schemas.openxmlformats.org/drawingml/2006/main" noChangeAspect="1"/>
+                  </wp:cNvGraphicFramePr>
+                  <a:graphic xmlns:a="http://schemas.openxmlformats.org/drawingml/2006/main">
+                    <a:graphicData uri="http://schemas.openxmlformats.org/drawingml/2006/picture">
+                      <pic:pic xmlns:pic="http://schemas.openxmlformats.org/drawingml/2006/picture">
+                        <pic:nvPicPr>
+                          <pic:cNvPr id="1" name=""/>
+                          <pic:cNvPicPr/>
+                        </pic:nvPicPr>
+                        <pic:blipFill>
+                          <a:blip r:embed="rId18"/>
+                          <a:stretch>
+                            <a:fillRect/>
+                          </a:stretch>
+                        </pic:blipFill>
+                        <pic:spPr>
+                          <a:xfrm>
+                            <a:off x="0" y="0"/>
+                            <a:ext cx="6802755" cy="2431415"/>
+                          </a:xfrm>
+                          <a:prstGeom prst="rect">
+                            <a:avLst/>
+                          </a:prstGeom>
+                        </pic:spPr>
+                      </pic:pic>
+                    </a:graphicData>
+                  </a:graphic>
+                </wp:inline>
+              </w:drawing>
             </w:r>
           </w:p>
         </w:tc>
@@ -2867,14 +3692,7 @@
                 <w:rFonts w:ascii="Times New Roman" w:hAnsi="Times New Roman" w:cs="Times New Roman"/>
                 <w:sz w:val="17"/>
               </w:rPr>
-              <w:t xml:space="preserve">Pengujian getAuthHeaders </w:t>
-            </w:r>
-            <w:r>
-              <w:rPr>
-                <w:rFonts w:ascii="Times New Roman" w:hAnsi="Times New Roman" w:cs="Times New Roman"/>
-                <w:sz w:val="17"/>
-              </w:rPr>
-              <w:t>memicu refresh token saat token yang tersimpan expired.</w:t>
+              <w:t>Pengujian getAuthHeaders memicu refresh token saat token yang tersimpan expired.</w:t>
             </w:r>
           </w:p>
         </w:tc>
@@ -2957,15 +3775,7 @@
                 <w:sz w:val="16"/>
               </w:rPr>
               <w:br/>
-              <w:t xml:space="preserve">const expiredToken = </w:t>
-            </w:r>
-            <w:r>
-              <w:rPr>
-                <w:rFonts w:ascii="Consolas" w:hAnsi="Consolas"/>
-                <w:color w:val="F2F2F2" w:themeColor="background1" w:themeShade="F2"/>
-                <w:sz w:val="16"/>
-              </w:rPr>
-              <w:t>`header.${btoa(JSON.stringify(expiredPayload))}.signature`;</w:t>
+              <w:t>const expiredToken = `header.${btoa(JSON.stringify(expiredPayload))}.signature`;</w:t>
             </w:r>
             <w:r>
               <w:rPr>
@@ -3001,24 +3811,7 @@
                 <w:sz w:val="16"/>
               </w:rPr>
               <w:br/>
-              <w:t xml:space="preserve">const headers = await </w:t>
-            </w:r>
-            <w:r>
-              <w:rPr>
-                <w:rFonts w:ascii="Consolas" w:hAnsi="Consolas"/>
-                <w:color w:val="F2F2F2" w:themeColor="background1" w:themeShade="F2"/>
-                <w:sz w:val="16"/>
-              </w:rPr>
-              <w:lastRenderedPageBreak/>
-              <w:t>A</w:t>
-            </w:r>
-            <w:r>
-              <w:rPr>
-                <w:rFonts w:ascii="Consolas" w:hAnsi="Consolas"/>
-                <w:color w:val="F2F2F2" w:themeColor="background1" w:themeShade="F2"/>
-                <w:sz w:val="16"/>
-              </w:rPr>
-              <w:t>uthService.getAuthHeaders();</w:t>
+              <w:t>const headers = await AuthService.getAuthHeaders();</w:t>
             </w:r>
             <w:r>
               <w:rPr>
@@ -3066,8 +3859,81 @@
                 <w:color w:val="10B981"/>
                 <w:sz w:val="17"/>
               </w:rPr>
+              <w:t>PASS</w:t>
+            </w:r>
+          </w:p>
+        </w:tc>
+      </w:tr>
+      <w:tr>
+        <w:trPr>
+          <w:jc w:val="center"/>
+        </w:trPr>
+        <w:tc>
+          <w:tcPr>
+            <w:tcW w:w="10913" w:type="dxa"/>
+            <w:gridSpan w:val="5"/>
+            <w:shd w:val="clear" w:color="auto" w:fill="FFFFFF" w:themeFill="background1"/>
+            <w:tcMar>
+              <w:top w:w="80" w:type="dxa"/>
+              <w:left w:w="100" w:type="dxa"/>
+              <w:bottom w:w="80" w:type="dxa"/>
+              <w:right w:w="100" w:type="dxa"/>
+            </w:tcMar>
+            <w:vAlign w:val="center"/>
+          </w:tcPr>
+          <w:p>
+            <w:pPr>
+              <w:jc w:val="center"/>
+              <w:rPr>
+                <w:rFonts w:ascii="Times New Roman" w:hAnsi="Times New Roman" w:cs="Times New Roman"/>
+                <w:b/>
+                <w:color w:val="10B981"/>
+                <w:sz w:val="17"/>
+              </w:rPr>
+            </w:pPr>
+            <w:r>
+              <w:rPr>
+                <w:rFonts w:ascii="Times New Roman" w:hAnsi="Times New Roman" w:cs="Times New Roman"/>
+                <w:b/>
+                <w:color w:val="10B981"/>
+                <w:sz w:val="17"/>
+              </w:rPr>
               <w:lastRenderedPageBreak/>
-              <w:t>PASS</w:t>
+              <w:drawing>
+                <wp:inline distT="0" distB="0" distL="0" distR="0" wp14:anchorId="7EB1E155" wp14:editId="701F8ECE">
+                  <wp:extent cx="6802755" cy="2419985"/>
+                  <wp:effectExtent l="0" t="0" r="0" b="0"/>
+                  <wp:docPr id="14" name="Picture 14"/>
+                  <wp:cNvGraphicFramePr>
+                    <a:graphicFrameLocks xmlns:a="http://schemas.openxmlformats.org/drawingml/2006/main" noChangeAspect="1"/>
+                  </wp:cNvGraphicFramePr>
+                  <a:graphic xmlns:a="http://schemas.openxmlformats.org/drawingml/2006/main">
+                    <a:graphicData uri="http://schemas.openxmlformats.org/drawingml/2006/picture">
+                      <pic:pic xmlns:pic="http://schemas.openxmlformats.org/drawingml/2006/picture">
+                        <pic:nvPicPr>
+                          <pic:cNvPr id="1" name=""/>
+                          <pic:cNvPicPr/>
+                        </pic:nvPicPr>
+                        <pic:blipFill>
+                          <a:blip r:embed="rId19"/>
+                          <a:stretch>
+                            <a:fillRect/>
+                          </a:stretch>
+                        </pic:blipFill>
+                        <pic:spPr>
+                          <a:xfrm>
+                            <a:off x="0" y="0"/>
+                            <a:ext cx="6802755" cy="2419985"/>
+                          </a:xfrm>
+                          <a:prstGeom prst="rect">
+                            <a:avLst/>
+                          </a:prstGeom>
+                        </pic:spPr>
+                      </pic:pic>
+                    </a:graphicData>
+                  </a:graphic>
+                </wp:inline>
+              </w:drawing>
             </w:r>
           </w:p>
         </w:tc>
@@ -3158,15 +4024,7 @@
                 <w:color w:val="F2F2F2" w:themeColor="background1" w:themeShade="F2"/>
                 <w:sz w:val="16"/>
               </w:rPr>
-              <w:t>if</w:t>
-            </w:r>
-            <w:r>
-              <w:rPr>
-                <w:rFonts w:ascii="Consolas" w:hAnsi="Consolas"/>
-                <w:color w:val="F2F2F2" w:themeColor="background1" w:themeShade="F2"/>
-                <w:sz w:val="16"/>
-              </w:rPr>
-              <w:t xml:space="preserve"> (loading) return &lt;p&gt;Loading questions...&lt;/p&gt;;</w:t>
+              <w:t>if (loading) return &lt;p&gt;Loading questions...&lt;/p&gt;;</w:t>
             </w:r>
           </w:p>
         </w:tc>
@@ -3243,6 +4101,79 @@
                 <w:sz w:val="17"/>
               </w:rPr>
               <w:t>PASS</w:t>
+            </w:r>
+          </w:p>
+        </w:tc>
+      </w:tr>
+      <w:tr>
+        <w:trPr>
+          <w:jc w:val="center"/>
+        </w:trPr>
+        <w:tc>
+          <w:tcPr>
+            <w:tcW w:w="10913" w:type="dxa"/>
+            <w:gridSpan w:val="5"/>
+            <w:shd w:val="clear" w:color="auto" w:fill="FFFFFF" w:themeFill="background1"/>
+            <w:tcMar>
+              <w:top w:w="80" w:type="dxa"/>
+              <w:left w:w="100" w:type="dxa"/>
+              <w:bottom w:w="80" w:type="dxa"/>
+              <w:right w:w="100" w:type="dxa"/>
+            </w:tcMar>
+            <w:vAlign w:val="center"/>
+          </w:tcPr>
+          <w:p>
+            <w:pPr>
+              <w:jc w:val="center"/>
+              <w:rPr>
+                <w:rFonts w:ascii="Times New Roman" w:hAnsi="Times New Roman" w:cs="Times New Roman"/>
+                <w:b/>
+                <w:color w:val="10B981"/>
+                <w:sz w:val="17"/>
+              </w:rPr>
+            </w:pPr>
+            <w:r>
+              <w:rPr>
+                <w:rFonts w:ascii="Times New Roman" w:hAnsi="Times New Roman" w:cs="Times New Roman"/>
+                <w:b/>
+                <w:color w:val="10B981"/>
+                <w:sz w:val="17"/>
+              </w:rPr>
+              <w:drawing>
+                <wp:inline distT="0" distB="0" distL="0" distR="0" wp14:anchorId="09115AE0" wp14:editId="2460856B">
+                  <wp:extent cx="6802755" cy="1691005"/>
+                  <wp:effectExtent l="0" t="0" r="0" b="4445"/>
+                  <wp:docPr id="15" name="Picture 15"/>
+                  <wp:cNvGraphicFramePr>
+                    <a:graphicFrameLocks xmlns:a="http://schemas.openxmlformats.org/drawingml/2006/main" noChangeAspect="1"/>
+                  </wp:cNvGraphicFramePr>
+                  <a:graphic xmlns:a="http://schemas.openxmlformats.org/drawingml/2006/main">
+                    <a:graphicData uri="http://schemas.openxmlformats.org/drawingml/2006/picture">
+                      <pic:pic xmlns:pic="http://schemas.openxmlformats.org/drawingml/2006/picture">
+                        <pic:nvPicPr>
+                          <pic:cNvPr id="1" name=""/>
+                          <pic:cNvPicPr/>
+                        </pic:nvPicPr>
+                        <pic:blipFill>
+                          <a:blip r:embed="rId20"/>
+                          <a:stretch>
+                            <a:fillRect/>
+                          </a:stretch>
+                        </pic:blipFill>
+                        <pic:spPr>
+                          <a:xfrm>
+                            <a:off x="0" y="0"/>
+                            <a:ext cx="6802755" cy="1691005"/>
+                          </a:xfrm>
+                          <a:prstGeom prst="rect">
+                            <a:avLst/>
+                          </a:prstGeom>
+                        </pic:spPr>
+                      </pic:pic>
+                    </a:graphicData>
+                  </a:graphic>
+                </wp:inline>
+              </w:drawing>
             </w:r>
           </w:p>
         </w:tc>
@@ -3305,14 +4236,7 @@
                 <w:rFonts w:ascii="Times New Roman" w:hAnsi="Times New Roman" w:cs="Times New Roman"/>
                 <w:sz w:val="17"/>
               </w:rPr>
-              <w:t xml:space="preserve">Pengujian assessment berhasil mem-fetch dan </w:t>
-            </w:r>
-            <w:r>
-              <w:rPr>
-                <w:rFonts w:ascii="Times New Roman" w:hAnsi="Times New Roman" w:cs="Times New Roman"/>
-                <w:sz w:val="17"/>
-              </w:rPr>
-              <w:t>merender daftar pertanyaan emosi/kondisi dari API.</w:t>
+              <w:t>Pengujian assessment berhasil mem-fetch dan merender daftar pertanyaan emosi/kondisi dari API.</w:t>
             </w:r>
           </w:p>
         </w:tc>
@@ -3395,15 +4319,7 @@
                 <w:sz w:val="16"/>
               </w:rPr>
               <w:br/>
-              <w:t>await</w:t>
-            </w:r>
-            <w:r>
-              <w:rPr>
-                <w:rFonts w:ascii="Consolas" w:hAnsi="Consolas"/>
-                <w:color w:val="F2F2F2" w:themeColor="background1" w:themeShade="F2"/>
-                <w:sz w:val="16"/>
-              </w:rPr>
-              <w:t xml:space="preserve"> waitFor(() =&gt; { expect(screen.queryByText('Loading questions...')).not.toBeInTheDocument(); });</w:t>
+              <w:t>await waitFor(() =&gt; { expect(screen.queryByText('Loading questions...')).not.toBeInTheDocument(); });</w:t>
             </w:r>
             <w:r>
               <w:rPr>
@@ -3443,6 +4359,80 @@
                 <w:sz w:val="17"/>
               </w:rPr>
               <w:t>PASS</w:t>
+            </w:r>
+          </w:p>
+        </w:tc>
+      </w:tr>
+      <w:tr>
+        <w:trPr>
+          <w:jc w:val="center"/>
+        </w:trPr>
+        <w:tc>
+          <w:tcPr>
+            <w:tcW w:w="10913" w:type="dxa"/>
+            <w:gridSpan w:val="5"/>
+            <w:shd w:val="clear" w:color="auto" w:fill="FFFFFF" w:themeFill="background1"/>
+            <w:tcMar>
+              <w:top w:w="80" w:type="dxa"/>
+              <w:left w:w="100" w:type="dxa"/>
+              <w:bottom w:w="80" w:type="dxa"/>
+              <w:right w:w="100" w:type="dxa"/>
+            </w:tcMar>
+            <w:vAlign w:val="center"/>
+          </w:tcPr>
+          <w:p>
+            <w:pPr>
+              <w:jc w:val="center"/>
+              <w:rPr>
+                <w:rFonts w:ascii="Times New Roman" w:hAnsi="Times New Roman" w:cs="Times New Roman"/>
+                <w:b/>
+                <w:color w:val="10B981"/>
+                <w:sz w:val="17"/>
+              </w:rPr>
+            </w:pPr>
+            <w:r>
+              <w:rPr>
+                <w:rFonts w:ascii="Times New Roman" w:hAnsi="Times New Roman" w:cs="Times New Roman"/>
+                <w:b/>
+                <w:color w:val="10B981"/>
+                <w:sz w:val="17"/>
+              </w:rPr>
+              <w:lastRenderedPageBreak/>
+              <w:drawing>
+                <wp:inline distT="0" distB="0" distL="0" distR="0" wp14:anchorId="7A66ABEE" wp14:editId="4261AD61">
+                  <wp:extent cx="6802755" cy="1552575"/>
+                  <wp:effectExtent l="0" t="0" r="0" b="9525"/>
+                  <wp:docPr id="16" name="Picture 16"/>
+                  <wp:cNvGraphicFramePr>
+                    <a:graphicFrameLocks xmlns:a="http://schemas.openxmlformats.org/drawingml/2006/main" noChangeAspect="1"/>
+                  </wp:cNvGraphicFramePr>
+                  <a:graphic xmlns:a="http://schemas.openxmlformats.org/drawingml/2006/main">
+                    <a:graphicData uri="http://schemas.openxmlformats.org/drawingml/2006/picture">
+                      <pic:pic xmlns:pic="http://schemas.openxmlformats.org/drawingml/2006/picture">
+                        <pic:nvPicPr>
+                          <pic:cNvPr id="1" name=""/>
+                          <pic:cNvPicPr/>
+                        </pic:nvPicPr>
+                        <pic:blipFill>
+                          <a:blip r:embed="rId21"/>
+                          <a:stretch>
+                            <a:fillRect/>
+                          </a:stretch>
+                        </pic:blipFill>
+                        <pic:spPr>
+                          <a:xfrm>
+                            <a:off x="0" y="0"/>
+                            <a:ext cx="6802755" cy="1552575"/>
+                          </a:xfrm>
+                          <a:prstGeom prst="rect">
+                            <a:avLst/>
+                          </a:prstGeom>
+                        </pic:spPr>
+                      </pic:pic>
+                    </a:graphicData>
+                  </a:graphic>
+                </wp:inline>
+              </w:drawing>
             </w:r>
           </w:p>
         </w:tc>
@@ -3505,14 +4495,7 @@
                 <w:rFonts w:ascii="Times New Roman" w:hAnsi="Times New Roman" w:cs="Times New Roman"/>
                 <w:sz w:val="17"/>
               </w:rPr>
-              <w:t xml:space="preserve">Pengujian submit assessment menyertakan intensitas terpilih hanya untuk emosi </w:t>
-            </w:r>
-            <w:r>
-              <w:rPr>
-                <w:rFonts w:ascii="Times New Roman" w:hAnsi="Times New Roman" w:cs="Times New Roman"/>
-                <w:sz w:val="17"/>
-              </w:rPr>
-              <w:t>yang checked=true dan mengarahkan ke halaman rekomendasi.</w:t>
+              <w:t>Pengujian submit assessment menyertakan intensitas terpilih hanya untuk emosi yang checked=true dan mengarahkan ke halaman rekomendasi.</w:t>
             </w:r>
           </w:p>
         </w:tc>
@@ -3576,15 +4559,7 @@
                 <w:sz w:val="16"/>
               </w:rPr>
               <w:br/>
-              <w:t xml:space="preserve">            const question = questions.find(q =&gt; q.id === Number(id</w:t>
-            </w:r>
-            <w:r>
-              <w:rPr>
-                <w:rFonts w:ascii="Consolas" w:hAnsi="Consolas"/>
-                <w:color w:val="F2F2F2" w:themeColor="background1" w:themeShade="F2"/>
-                <w:sz w:val="16"/>
-              </w:rPr>
-              <w:t>));</w:t>
+              <w:t xml:space="preserve">            const question = questions.find(q =&gt; q.id === Number(id));</w:t>
             </w:r>
             <w:r>
               <w:rPr>
@@ -3657,15 +4632,7 @@
                 <w:color w:val="F2F2F2" w:themeColor="background1" w:themeShade="F2"/>
                 <w:sz w:val="16"/>
               </w:rPr>
-              <w:t>fireEvent.click(checkbox</w:t>
-            </w:r>
-            <w:r>
-              <w:rPr>
-                <w:rFonts w:ascii="Consolas" w:hAnsi="Consolas"/>
-                <w:color w:val="F2F2F2" w:themeColor="background1" w:themeShade="F2"/>
-                <w:sz w:val="16"/>
-              </w:rPr>
-              <w:t>es[0]);</w:t>
+              <w:t>fireEvent.click(checkboxes[0]);</w:t>
             </w:r>
             <w:r>
               <w:rPr>
@@ -3719,15 +4686,7 @@
                 <w:sz w:val="16"/>
               </w:rPr>
               <w:br/>
-              <w:t>expect(mockPush).</w:t>
-            </w:r>
-            <w:r>
-              <w:rPr>
-                <w:rFonts w:ascii="Consolas" w:hAnsi="Consolas"/>
-                <w:color w:val="F2F2F2" w:themeColor="background1" w:themeShade="F2"/>
-                <w:sz w:val="16"/>
-              </w:rPr>
-              <w:t>toHaveBeenCalledWith(expect.stringContaining('/home/recommendation?answers='));</w:t>
+              <w:t>expect(mockPush).toHaveBeenCalledWith(expect.stringContaining('/home/recommendation?answers='));</w:t>
             </w:r>
           </w:p>
         </w:tc>
@@ -3758,6 +4717,79 @@
                 <w:sz w:val="17"/>
               </w:rPr>
               <w:t>PASS</w:t>
+            </w:r>
+          </w:p>
+        </w:tc>
+      </w:tr>
+      <w:tr>
+        <w:trPr>
+          <w:jc w:val="center"/>
+        </w:trPr>
+        <w:tc>
+          <w:tcPr>
+            <w:tcW w:w="10913" w:type="dxa"/>
+            <w:gridSpan w:val="5"/>
+            <w:shd w:val="clear" w:color="auto" w:fill="FFFFFF" w:themeFill="background1"/>
+            <w:tcMar>
+              <w:top w:w="80" w:type="dxa"/>
+              <w:left w:w="100" w:type="dxa"/>
+              <w:bottom w:w="80" w:type="dxa"/>
+              <w:right w:w="100" w:type="dxa"/>
+            </w:tcMar>
+            <w:vAlign w:val="center"/>
+          </w:tcPr>
+          <w:p>
+            <w:pPr>
+              <w:jc w:val="center"/>
+              <w:rPr>
+                <w:rFonts w:ascii="Times New Roman" w:hAnsi="Times New Roman" w:cs="Times New Roman"/>
+                <w:b/>
+                <w:color w:val="10B981"/>
+                <w:sz w:val="17"/>
+              </w:rPr>
+            </w:pPr>
+            <w:r>
+              <w:rPr>
+                <w:rFonts w:ascii="Times New Roman" w:hAnsi="Times New Roman" w:cs="Times New Roman"/>
+                <w:b/>
+                <w:color w:val="10B981"/>
+                <w:sz w:val="17"/>
+              </w:rPr>
+              <w:drawing>
+                <wp:inline distT="0" distB="0" distL="0" distR="0" wp14:anchorId="478295B6" wp14:editId="11842005">
+                  <wp:extent cx="6802755" cy="1860550"/>
+                  <wp:effectExtent l="0" t="0" r="0" b="6350"/>
+                  <wp:docPr id="17" name="Picture 17"/>
+                  <wp:cNvGraphicFramePr>
+                    <a:graphicFrameLocks xmlns:a="http://schemas.openxmlformats.org/drawingml/2006/main" noChangeAspect="1"/>
+                  </wp:cNvGraphicFramePr>
+                  <a:graphic xmlns:a="http://schemas.openxmlformats.org/drawingml/2006/main">
+                    <a:graphicData uri="http://schemas.openxmlformats.org/drawingml/2006/picture">
+                      <pic:pic xmlns:pic="http://schemas.openxmlformats.org/drawingml/2006/picture">
+                        <pic:nvPicPr>
+                          <pic:cNvPr id="1" name=""/>
+                          <pic:cNvPicPr/>
+                        </pic:nvPicPr>
+                        <pic:blipFill>
+                          <a:blip r:embed="rId22"/>
+                          <a:stretch>
+                            <a:fillRect/>
+                          </a:stretch>
+                        </pic:blipFill>
+                        <pic:spPr>
+                          <a:xfrm>
+                            <a:off x="0" y="0"/>
+                            <a:ext cx="6802755" cy="1860550"/>
+                          </a:xfrm>
+                          <a:prstGeom prst="rect">
+                            <a:avLst/>
+                          </a:prstGeom>
+                        </pic:spPr>
+                      </pic:pic>
+                    </a:graphicData>
+                  </a:graphic>
+                </wp:inline>
+              </w:drawing>
             </w:r>
           </w:p>
         </w:tc>
@@ -3866,13 +4898,6 @@
                 <w:sz w:val="16"/>
               </w:rPr>
               <w:br/>
-            </w:r>
-            <w:r>
-              <w:rPr>
-                <w:rFonts w:ascii="Consolas" w:hAnsi="Consolas"/>
-                <w:color w:val="F2F2F2" w:themeColor="background1" w:themeShade="F2"/>
-                <w:sz w:val="16"/>
-              </w:rPr>
               <w:t xml:space="preserve">  setState((prevState) =&gt; ({ ...prevState, imageError: "Tambahkan foto profil." }));</w:t>
             </w:r>
             <w:r>
@@ -3937,15 +4962,7 @@
                 <w:sz w:val="16"/>
               </w:rPr>
               <w:br/>
-              <w:t>expect(screen.getByText('Tambahkan fo</w:t>
-            </w:r>
-            <w:r>
-              <w:rPr>
-                <w:rFonts w:ascii="Consolas" w:hAnsi="Consolas"/>
-                <w:color w:val="F2F2F2" w:themeColor="background1" w:themeShade="F2"/>
-                <w:sz w:val="16"/>
-              </w:rPr>
-              <w:t>to profil.')).toBeInTheDocument();</w:t>
+              <w:t>expect(screen.getByText('Tambahkan foto profil.')).toBeInTheDocument();</w:t>
             </w:r>
           </w:p>
         </w:tc>
@@ -3975,7 +4992,81 @@
                 <w:color w:val="10B981"/>
                 <w:sz w:val="17"/>
               </w:rPr>
-              <w:t>PASS</w:t>
+              <w:t>FAIL</w:t>
+            </w:r>
+          </w:p>
+        </w:tc>
+      </w:tr>
+      <w:tr>
+        <w:trPr>
+          <w:jc w:val="center"/>
+        </w:trPr>
+        <w:tc>
+          <w:tcPr>
+            <w:tcW w:w="10913" w:type="dxa"/>
+            <w:gridSpan w:val="5"/>
+            <w:shd w:val="clear" w:color="auto" w:fill="FFFFFF" w:themeFill="background1"/>
+            <w:tcMar>
+              <w:top w:w="80" w:type="dxa"/>
+              <w:left w:w="100" w:type="dxa"/>
+              <w:bottom w:w="80" w:type="dxa"/>
+              <w:right w:w="100" w:type="dxa"/>
+            </w:tcMar>
+            <w:vAlign w:val="center"/>
+          </w:tcPr>
+          <w:p>
+            <w:pPr>
+              <w:jc w:val="center"/>
+              <w:rPr>
+                <w:rFonts w:ascii="Times New Roman" w:hAnsi="Times New Roman" w:cs="Times New Roman"/>
+                <w:b/>
+                <w:color w:val="10B981"/>
+                <w:sz w:val="17"/>
+              </w:rPr>
+            </w:pPr>
+            <w:r>
+              <w:rPr>
+                <w:rFonts w:ascii="Times New Roman" w:hAnsi="Times New Roman" w:cs="Times New Roman"/>
+                <w:b/>
+                <w:color w:val="10B981"/>
+                <w:sz w:val="17"/>
+              </w:rPr>
+              <w:lastRenderedPageBreak/>
+              <w:drawing>
+                <wp:inline distT="0" distB="0" distL="0" distR="0" wp14:anchorId="2F3704EA" wp14:editId="1942AB5F">
+                  <wp:extent cx="6802755" cy="1482725"/>
+                  <wp:effectExtent l="0" t="0" r="0" b="3175"/>
+                  <wp:docPr id="18" name="Picture 18"/>
+                  <wp:cNvGraphicFramePr>
+                    <a:graphicFrameLocks xmlns:a="http://schemas.openxmlformats.org/drawingml/2006/main" noChangeAspect="1"/>
+                  </wp:cNvGraphicFramePr>
+                  <a:graphic xmlns:a="http://schemas.openxmlformats.org/drawingml/2006/main">
+                    <a:graphicData uri="http://schemas.openxmlformats.org/drawingml/2006/picture">
+                      <pic:pic xmlns:pic="http://schemas.openxmlformats.org/drawingml/2006/picture">
+                        <pic:nvPicPr>
+                          <pic:cNvPr id="1" name=""/>
+                          <pic:cNvPicPr/>
+                        </pic:nvPicPr>
+                        <pic:blipFill>
+                          <a:blip r:embed="rId23"/>
+                          <a:stretch>
+                            <a:fillRect/>
+                          </a:stretch>
+                        </pic:blipFill>
+                        <pic:spPr>
+                          <a:xfrm>
+                            <a:off x="0" y="0"/>
+                            <a:ext cx="6802755" cy="1482725"/>
+                          </a:xfrm>
+                          <a:prstGeom prst="rect">
+                            <a:avLst/>
+                          </a:prstGeom>
+                        </pic:spPr>
+                      </pic:pic>
+                    </a:graphicData>
+                  </a:graphic>
+                </wp:inline>
+              </w:drawing>
             </w:r>
           </w:p>
         </w:tc>
@@ -4094,15 +5185,7 @@
                 <w:color w:val="F2F2F2" w:themeColor="background1" w:themeShade="F2"/>
                 <w:sz w:val="16"/>
               </w:rPr>
-              <w:t>axios.post.mockImplementationOnce(()</w:t>
-            </w:r>
-            <w:r>
-              <w:rPr>
-                <w:rFonts w:ascii="Consolas" w:hAnsi="Consolas"/>
-                <w:color w:val="F2F2F2" w:themeColor="background1" w:themeShade="F2"/>
-                <w:sz w:val="16"/>
-              </w:rPr>
-              <w:t xml:space="preserve"> =&gt; new Promise(() =&gt; {}));</w:t>
+              <w:t>axios.post.mockImplementationOnce(() =&gt; new Promise(() =&gt; {}));</w:t>
             </w:r>
             <w:r>
               <w:rPr>
@@ -4138,15 +5221,7 @@
                 <w:sz w:val="16"/>
               </w:rPr>
               <w:br/>
-              <w:t>expect(screen.getByText(</w:t>
-            </w:r>
-            <w:r>
-              <w:rPr>
-                <w:rFonts w:ascii="Consolas" w:hAnsi="Consolas"/>
-                <w:color w:val="F2F2F2" w:themeColor="background1" w:themeShade="F2"/>
-                <w:sz w:val="16"/>
-              </w:rPr>
-              <w:t>'Uploading image...')).toBeInTheDocument();</w:t>
+              <w:t>expect(screen.getByText('Uploading image...')).toBeInTheDocument();</w:t>
             </w:r>
           </w:p>
         </w:tc>
@@ -4177,6 +5252,79 @@
                 <w:sz w:val="17"/>
               </w:rPr>
               <w:t>PASS</w:t>
+            </w:r>
+          </w:p>
+        </w:tc>
+      </w:tr>
+      <w:tr>
+        <w:trPr>
+          <w:jc w:val="center"/>
+        </w:trPr>
+        <w:tc>
+          <w:tcPr>
+            <w:tcW w:w="10913" w:type="dxa"/>
+            <w:gridSpan w:val="5"/>
+            <w:shd w:val="clear" w:color="auto" w:fill="FFFFFF" w:themeFill="background1"/>
+            <w:tcMar>
+              <w:top w:w="80" w:type="dxa"/>
+              <w:left w:w="100" w:type="dxa"/>
+              <w:bottom w:w="80" w:type="dxa"/>
+              <w:right w:w="100" w:type="dxa"/>
+            </w:tcMar>
+            <w:vAlign w:val="center"/>
+          </w:tcPr>
+          <w:p>
+            <w:pPr>
+              <w:jc w:val="center"/>
+              <w:rPr>
+                <w:rFonts w:ascii="Times New Roman" w:hAnsi="Times New Roman" w:cs="Times New Roman"/>
+                <w:b/>
+                <w:color w:val="10B981"/>
+                <w:sz w:val="17"/>
+              </w:rPr>
+            </w:pPr>
+            <w:r>
+              <w:rPr>
+                <w:rFonts w:ascii="Times New Roman" w:hAnsi="Times New Roman" w:cs="Times New Roman"/>
+                <w:b/>
+                <w:color w:val="10B981"/>
+                <w:sz w:val="17"/>
+              </w:rPr>
+              <w:drawing>
+                <wp:inline distT="0" distB="0" distL="0" distR="0" wp14:anchorId="4D9C6929" wp14:editId="032594D3">
+                  <wp:extent cx="6802755" cy="1434465"/>
+                  <wp:effectExtent l="0" t="0" r="0" b="0"/>
+                  <wp:docPr id="20" name="Picture 20"/>
+                  <wp:cNvGraphicFramePr>
+                    <a:graphicFrameLocks xmlns:a="http://schemas.openxmlformats.org/drawingml/2006/main" noChangeAspect="1"/>
+                  </wp:cNvGraphicFramePr>
+                  <a:graphic xmlns:a="http://schemas.openxmlformats.org/drawingml/2006/main">
+                    <a:graphicData uri="http://schemas.openxmlformats.org/drawingml/2006/picture">
+                      <pic:pic xmlns:pic="http://schemas.openxmlformats.org/drawingml/2006/picture">
+                        <pic:nvPicPr>
+                          <pic:cNvPr id="1" name=""/>
+                          <pic:cNvPicPr/>
+                        </pic:nvPicPr>
+                        <pic:blipFill>
+                          <a:blip r:embed="rId24"/>
+                          <a:stretch>
+                            <a:fillRect/>
+                          </a:stretch>
+                        </pic:blipFill>
+                        <pic:spPr>
+                          <a:xfrm>
+                            <a:off x="0" y="0"/>
+                            <a:ext cx="6802755" cy="1434465"/>
+                          </a:xfrm>
+                          <a:prstGeom prst="rect">
+                            <a:avLst/>
+                          </a:prstGeom>
+                        </pic:spPr>
+                      </pic:pic>
+                    </a:graphicData>
+                  </a:graphic>
+                </wp:inline>
+              </w:drawing>
             </w:r>
           </w:p>
         </w:tc>
@@ -4211,7 +5359,6 @@
                 <w:color w:val="4B5563"/>
                 <w:sz w:val="17"/>
               </w:rPr>
-              <w:lastRenderedPageBreak/>
               <w:t>020</w:t>
             </w:r>
           </w:p>
@@ -4332,15 +5479,7 @@
                 <w:sz w:val="16"/>
               </w:rPr>
               <w:br/>
-              <w:t>fireEvent.chang</w:t>
-            </w:r>
-            <w:r>
-              <w:rPr>
-                <w:rFonts w:ascii="Consolas" w:hAnsi="Consolas"/>
-                <w:color w:val="F2F2F2" w:themeColor="background1" w:themeShade="F2"/>
-                <w:sz w:val="16"/>
-              </w:rPr>
-              <w:t>e(fileInput, { target: { files: [file] } });</w:t>
+              <w:t>fireEvent.change(fileInput, { target: { files: [file] } });</w:t>
             </w:r>
             <w:r>
               <w:rPr>
@@ -4380,6 +5519,80 @@
                 <w:sz w:val="17"/>
               </w:rPr>
               <w:t>PASS</w:t>
+            </w:r>
+          </w:p>
+        </w:tc>
+      </w:tr>
+      <w:tr>
+        <w:trPr>
+          <w:jc w:val="center"/>
+        </w:trPr>
+        <w:tc>
+          <w:tcPr>
+            <w:tcW w:w="10913" w:type="dxa"/>
+            <w:gridSpan w:val="5"/>
+            <w:shd w:val="clear" w:color="auto" w:fill="FFFFFF" w:themeFill="background1"/>
+            <w:tcMar>
+              <w:top w:w="80" w:type="dxa"/>
+              <w:left w:w="100" w:type="dxa"/>
+              <w:bottom w:w="80" w:type="dxa"/>
+              <w:right w:w="100" w:type="dxa"/>
+            </w:tcMar>
+            <w:vAlign w:val="center"/>
+          </w:tcPr>
+          <w:p>
+            <w:pPr>
+              <w:jc w:val="center"/>
+              <w:rPr>
+                <w:rFonts w:ascii="Times New Roman" w:hAnsi="Times New Roman" w:cs="Times New Roman"/>
+                <w:b/>
+                <w:color w:val="10B981"/>
+                <w:sz w:val="17"/>
+              </w:rPr>
+            </w:pPr>
+            <w:r>
+              <w:rPr>
+                <w:rFonts w:ascii="Times New Roman" w:hAnsi="Times New Roman" w:cs="Times New Roman"/>
+                <w:b/>
+                <w:color w:val="10B981"/>
+                <w:sz w:val="17"/>
+              </w:rPr>
+              <w:lastRenderedPageBreak/>
+              <w:drawing>
+                <wp:inline distT="0" distB="0" distL="0" distR="0" wp14:anchorId="34098E94" wp14:editId="47E1C2D8">
+                  <wp:extent cx="6802755" cy="1467485"/>
+                  <wp:effectExtent l="0" t="0" r="0" b="0"/>
+                  <wp:docPr id="21" name="Picture 21"/>
+                  <wp:cNvGraphicFramePr>
+                    <a:graphicFrameLocks xmlns:a="http://schemas.openxmlformats.org/drawingml/2006/main" noChangeAspect="1"/>
+                  </wp:cNvGraphicFramePr>
+                  <a:graphic xmlns:a="http://schemas.openxmlformats.org/drawingml/2006/main">
+                    <a:graphicData uri="http://schemas.openxmlformats.org/drawingml/2006/picture">
+                      <pic:pic xmlns:pic="http://schemas.openxmlformats.org/drawingml/2006/picture">
+                        <pic:nvPicPr>
+                          <pic:cNvPr id="1" name=""/>
+                          <pic:cNvPicPr/>
+                        </pic:nvPicPr>
+                        <pic:blipFill>
+                          <a:blip r:embed="rId25"/>
+                          <a:stretch>
+                            <a:fillRect/>
+                          </a:stretch>
+                        </pic:blipFill>
+                        <pic:spPr>
+                          <a:xfrm>
+                            <a:off x="0" y="0"/>
+                            <a:ext cx="6802755" cy="1467485"/>
+                          </a:xfrm>
+                          <a:prstGeom prst="rect">
+                            <a:avLst/>
+                          </a:prstGeom>
+                        </pic:spPr>
+                      </pic:pic>
+                    </a:graphicData>
+                  </a:graphic>
+                </wp:inline>
+              </w:drawing>
             </w:r>
           </w:p>
         </w:tc>
@@ -4552,15 +5765,7 @@
                 <w:sz w:val="16"/>
               </w:rPr>
               <w:br/>
-              <w:t>const fileInput = scre</w:t>
-            </w:r>
-            <w:r>
-              <w:rPr>
-                <w:rFonts w:ascii="Consolas" w:hAnsi="Consolas"/>
-                <w:color w:val="F2F2F2" w:themeColor="background1" w:themeShade="F2"/>
-                <w:sz w:val="16"/>
-              </w:rPr>
-              <w:t>en.getByLabelText(/Tetapkan Foto Profil/i);</w:t>
+              <w:t>const fileInput = screen.getByLabelText(/Tetapkan Foto Profil/i);</w:t>
             </w:r>
             <w:r>
               <w:rPr>
@@ -4587,15 +5792,7 @@
                 <w:sz w:val="16"/>
               </w:rPr>
               <w:br/>
-              <w:t>await waitFor(() =&gt; { expect(screen.getByText('File size too large')).toBe</w:t>
-            </w:r>
-            <w:r>
-              <w:rPr>
-                <w:rFonts w:ascii="Consolas" w:hAnsi="Consolas"/>
-                <w:color w:val="F2F2F2" w:themeColor="background1" w:themeShade="F2"/>
-                <w:sz w:val="16"/>
-              </w:rPr>
-              <w:t>InTheDocument(); });</w:t>
+              <w:t>await waitFor(() =&gt; { expect(screen.getByText('File size too large')).toBeInTheDocument(); });</w:t>
             </w:r>
           </w:p>
         </w:tc>
@@ -4626,6 +5823,79 @@
                 <w:sz w:val="17"/>
               </w:rPr>
               <w:t>PASS</w:t>
+            </w:r>
+          </w:p>
+        </w:tc>
+      </w:tr>
+      <w:tr>
+        <w:trPr>
+          <w:jc w:val="center"/>
+        </w:trPr>
+        <w:tc>
+          <w:tcPr>
+            <w:tcW w:w="10913" w:type="dxa"/>
+            <w:gridSpan w:val="5"/>
+            <w:shd w:val="clear" w:color="auto" w:fill="FFFFFF" w:themeFill="background1"/>
+            <w:tcMar>
+              <w:top w:w="80" w:type="dxa"/>
+              <w:left w:w="100" w:type="dxa"/>
+              <w:bottom w:w="80" w:type="dxa"/>
+              <w:right w:w="100" w:type="dxa"/>
+            </w:tcMar>
+            <w:vAlign w:val="center"/>
+          </w:tcPr>
+          <w:p>
+            <w:pPr>
+              <w:jc w:val="center"/>
+              <w:rPr>
+                <w:rFonts w:ascii="Times New Roman" w:hAnsi="Times New Roman" w:cs="Times New Roman"/>
+                <w:b/>
+                <w:color w:val="10B981"/>
+                <w:sz w:val="17"/>
+              </w:rPr>
+            </w:pPr>
+            <w:r>
+              <w:rPr>
+                <w:rFonts w:ascii="Times New Roman" w:hAnsi="Times New Roman" w:cs="Times New Roman"/>
+                <w:b/>
+                <w:color w:val="10B981"/>
+                <w:sz w:val="17"/>
+              </w:rPr>
+              <w:drawing>
+                <wp:inline distT="0" distB="0" distL="0" distR="0" wp14:anchorId="0B17B751" wp14:editId="02BC1E0A">
+                  <wp:extent cx="6802755" cy="1665605"/>
+                  <wp:effectExtent l="0" t="0" r="0" b="0"/>
+                  <wp:docPr id="22" name="Picture 22"/>
+                  <wp:cNvGraphicFramePr>
+                    <a:graphicFrameLocks xmlns:a="http://schemas.openxmlformats.org/drawingml/2006/main" noChangeAspect="1"/>
+                  </wp:cNvGraphicFramePr>
+                  <a:graphic xmlns:a="http://schemas.openxmlformats.org/drawingml/2006/main">
+                    <a:graphicData uri="http://schemas.openxmlformats.org/drawingml/2006/picture">
+                      <pic:pic xmlns:pic="http://schemas.openxmlformats.org/drawingml/2006/picture">
+                        <pic:nvPicPr>
+                          <pic:cNvPr id="1" name=""/>
+                          <pic:cNvPicPr/>
+                        </pic:nvPicPr>
+                        <pic:blipFill>
+                          <a:blip r:embed="rId26"/>
+                          <a:stretch>
+                            <a:fillRect/>
+                          </a:stretch>
+                        </pic:blipFill>
+                        <pic:spPr>
+                          <a:xfrm>
+                            <a:off x="0" y="0"/>
+                            <a:ext cx="6802755" cy="1665605"/>
+                          </a:xfrm>
+                          <a:prstGeom prst="rect">
+                            <a:avLst/>
+                          </a:prstGeom>
+                        </pic:spPr>
+                      </pic:pic>
+                    </a:graphicData>
+                  </a:graphic>
+                </wp:inline>
+              </w:drawing>
             </w:r>
           </w:p>
         </w:tc>
@@ -4771,15 +6041,7 @@
                 <w:sz w:val="16"/>
               </w:rPr>
               <w:br/>
-              <w:t xml:space="preserve">jwtDecode.mockReturnValueOnce({ </w:t>
-            </w:r>
-            <w:r>
-              <w:rPr>
-                <w:rFonts w:ascii="Consolas" w:hAnsi="Consolas"/>
-                <w:color w:val="F2F2F2" w:themeColor="background1" w:themeShade="F2"/>
-                <w:sz w:val="16"/>
-              </w:rPr>
-              <w:t>role: 'admin', id: '1', username: 'admin_user' });</w:t>
+              <w:t>jwtDecode.mockReturnValueOnce({ role: 'admin', id: '1', username: 'admin_user' });</w:t>
             </w:r>
             <w:r>
               <w:rPr>
@@ -4828,6 +6090,80 @@
                 <w:sz w:val="17"/>
               </w:rPr>
               <w:t>PASS</w:t>
+            </w:r>
+          </w:p>
+        </w:tc>
+      </w:tr>
+      <w:tr>
+        <w:trPr>
+          <w:jc w:val="center"/>
+        </w:trPr>
+        <w:tc>
+          <w:tcPr>
+            <w:tcW w:w="10913" w:type="dxa"/>
+            <w:gridSpan w:val="5"/>
+            <w:shd w:val="clear" w:color="auto" w:fill="FFFFFF" w:themeFill="background1"/>
+            <w:tcMar>
+              <w:top w:w="80" w:type="dxa"/>
+              <w:left w:w="100" w:type="dxa"/>
+              <w:bottom w:w="80" w:type="dxa"/>
+              <w:right w:w="100" w:type="dxa"/>
+            </w:tcMar>
+            <w:vAlign w:val="center"/>
+          </w:tcPr>
+          <w:p>
+            <w:pPr>
+              <w:jc w:val="center"/>
+              <w:rPr>
+                <w:rFonts w:ascii="Times New Roman" w:hAnsi="Times New Roman" w:cs="Times New Roman"/>
+                <w:b/>
+                <w:color w:val="10B981"/>
+                <w:sz w:val="17"/>
+              </w:rPr>
+            </w:pPr>
+            <w:r>
+              <w:rPr>
+                <w:rFonts w:ascii="Times New Roman" w:hAnsi="Times New Roman" w:cs="Times New Roman"/>
+                <w:b/>
+                <w:color w:val="10B981"/>
+                <w:sz w:val="17"/>
+              </w:rPr>
+              <w:lastRenderedPageBreak/>
+              <w:drawing>
+                <wp:inline distT="0" distB="0" distL="0" distR="0" wp14:anchorId="448568DB" wp14:editId="7D81E230">
+                  <wp:extent cx="6802755" cy="1548130"/>
+                  <wp:effectExtent l="0" t="0" r="0" b="0"/>
+                  <wp:docPr id="23" name="Picture 23"/>
+                  <wp:cNvGraphicFramePr>
+                    <a:graphicFrameLocks xmlns:a="http://schemas.openxmlformats.org/drawingml/2006/main" noChangeAspect="1"/>
+                  </wp:cNvGraphicFramePr>
+                  <a:graphic xmlns:a="http://schemas.openxmlformats.org/drawingml/2006/main">
+                    <a:graphicData uri="http://schemas.openxmlformats.org/drawingml/2006/picture">
+                      <pic:pic xmlns:pic="http://schemas.openxmlformats.org/drawingml/2006/picture">
+                        <pic:nvPicPr>
+                          <pic:cNvPr id="1" name=""/>
+                          <pic:cNvPicPr/>
+                        </pic:nvPicPr>
+                        <pic:blipFill>
+                          <a:blip r:embed="rId27"/>
+                          <a:stretch>
+                            <a:fillRect/>
+                          </a:stretch>
+                        </pic:blipFill>
+                        <pic:spPr>
+                          <a:xfrm>
+                            <a:off x="0" y="0"/>
+                            <a:ext cx="6802755" cy="1548130"/>
+                          </a:xfrm>
+                          <a:prstGeom prst="rect">
+                            <a:avLst/>
+                          </a:prstGeom>
+                        </pic:spPr>
+                      </pic:pic>
+                    </a:graphicData>
+                  </a:graphic>
+                </wp:inline>
+              </w:drawing>
             </w:r>
           </w:p>
         </w:tc>
@@ -4890,14 +6226,7 @@
                 <w:rFonts w:ascii="Times New Roman" w:hAnsi="Times New Roman" w:cs="Times New Roman"/>
                 <w:sz w:val="17"/>
               </w:rPr>
-              <w:t xml:space="preserve">Pengujian role-based redirect setelah login sukses (Role </w:t>
-            </w:r>
-            <w:r>
-              <w:rPr>
-                <w:rFonts w:ascii="Times New Roman" w:hAnsi="Times New Roman" w:cs="Times New Roman"/>
-                <w:sz w:val="17"/>
-              </w:rPr>
-              <w:t>Konselor).</w:t>
+              <w:t>Pengujian role-based redirect setelah login sukses (Role Konselor).</w:t>
             </w:r>
           </w:p>
         </w:tc>
@@ -4989,15 +6318,7 @@
                 <w:sz w:val="16"/>
               </w:rPr>
               <w:br/>
-              <w:t>await performLogi</w:t>
-            </w:r>
-            <w:r>
-              <w:rPr>
-                <w:rFonts w:ascii="Consolas" w:hAnsi="Consolas"/>
-                <w:color w:val="F2F2F2" w:themeColor="background1" w:themeShade="F2"/>
-                <w:sz w:val="16"/>
-              </w:rPr>
-              <w:t>n('counselor@sejiwa.com', 'counselor123');</w:t>
+              <w:t>await performLogin('counselor@sejiwa.com', 'counselor123');</w:t>
             </w:r>
             <w:r>
               <w:rPr>
@@ -5037,6 +6358,79 @@
                 <w:sz w:val="17"/>
               </w:rPr>
               <w:t>PASS</w:t>
+            </w:r>
+          </w:p>
+        </w:tc>
+      </w:tr>
+      <w:tr>
+        <w:trPr>
+          <w:jc w:val="center"/>
+        </w:trPr>
+        <w:tc>
+          <w:tcPr>
+            <w:tcW w:w="10913" w:type="dxa"/>
+            <w:gridSpan w:val="5"/>
+            <w:shd w:val="clear" w:color="auto" w:fill="FFFFFF" w:themeFill="background1"/>
+            <w:tcMar>
+              <w:top w:w="80" w:type="dxa"/>
+              <w:left w:w="100" w:type="dxa"/>
+              <w:bottom w:w="80" w:type="dxa"/>
+              <w:right w:w="100" w:type="dxa"/>
+            </w:tcMar>
+            <w:vAlign w:val="center"/>
+          </w:tcPr>
+          <w:p>
+            <w:pPr>
+              <w:jc w:val="center"/>
+              <w:rPr>
+                <w:rFonts w:ascii="Times New Roman" w:hAnsi="Times New Roman" w:cs="Times New Roman"/>
+                <w:b/>
+                <w:color w:val="10B981"/>
+                <w:sz w:val="17"/>
+              </w:rPr>
+            </w:pPr>
+            <w:r>
+              <w:rPr>
+                <w:rFonts w:ascii="Times New Roman" w:hAnsi="Times New Roman" w:cs="Times New Roman"/>
+                <w:b/>
+                <w:color w:val="10B981"/>
+                <w:sz w:val="17"/>
+              </w:rPr>
+              <w:drawing>
+                <wp:inline distT="0" distB="0" distL="0" distR="0" wp14:anchorId="74FFC5D2" wp14:editId="0ED23EA9">
+                  <wp:extent cx="6802755" cy="1479550"/>
+                  <wp:effectExtent l="0" t="0" r="0" b="6350"/>
+                  <wp:docPr id="25" name="Picture 25"/>
+                  <wp:cNvGraphicFramePr>
+                    <a:graphicFrameLocks xmlns:a="http://schemas.openxmlformats.org/drawingml/2006/main" noChangeAspect="1"/>
+                  </wp:cNvGraphicFramePr>
+                  <a:graphic xmlns:a="http://schemas.openxmlformats.org/drawingml/2006/main">
+                    <a:graphicData uri="http://schemas.openxmlformats.org/drawingml/2006/picture">
+                      <pic:pic xmlns:pic="http://schemas.openxmlformats.org/drawingml/2006/picture">
+                        <pic:nvPicPr>
+                          <pic:cNvPr id="1" name=""/>
+                          <pic:cNvPicPr/>
+                        </pic:nvPicPr>
+                        <pic:blipFill>
+                          <a:blip r:embed="rId28"/>
+                          <a:stretch>
+                            <a:fillRect/>
+                          </a:stretch>
+                        </pic:blipFill>
+                        <pic:spPr>
+                          <a:xfrm>
+                            <a:off x="0" y="0"/>
+                            <a:ext cx="6802755" cy="1479550"/>
+                          </a:xfrm>
+                          <a:prstGeom prst="rect">
+                            <a:avLst/>
+                          </a:prstGeom>
+                        </pic:spPr>
+                      </pic:pic>
+                    </a:graphicData>
+                  </a:graphic>
+                </wp:inline>
+              </w:drawing>
             </w:r>
           </w:p>
         </w:tc>
@@ -5191,16 +6585,7 @@
                 <w:sz w:val="16"/>
               </w:rPr>
               <w:br/>
-              <w:t xml:space="preserve">await performLogin('student@sejiwa.com', </w:t>
-            </w:r>
-            <w:r>
-              <w:rPr>
-                <w:rFonts w:ascii="Consolas" w:hAnsi="Consolas"/>
-                <w:color w:val="F2F2F2" w:themeColor="background1" w:themeShade="F2"/>
-                <w:sz w:val="16"/>
-              </w:rPr>
-              <w:lastRenderedPageBreak/>
-              <w:t>'student123');</w:t>
+              <w:t>await performLogin('student@sejiwa.com', 'student123');</w:t>
             </w:r>
             <w:r>
               <w:rPr>
@@ -5209,15 +6594,7 @@
                 <w:sz w:val="16"/>
               </w:rPr>
               <w:br/>
-              <w:t>await waitFor(() =&gt; { expect(mockPush)</w:t>
-            </w:r>
-            <w:r>
-              <w:rPr>
-                <w:rFonts w:ascii="Consolas" w:hAnsi="Consolas"/>
-                <w:color w:val="F2F2F2" w:themeColor="background1" w:themeShade="F2"/>
-                <w:sz w:val="16"/>
-              </w:rPr>
-              <w:t>.toHaveBeenCalledWith('/home'); });</w:t>
+              <w:t>await waitFor(() =&gt; { expect(mockPush).toHaveBeenCalledWith('/home'); });</w:t>
             </w:r>
           </w:p>
         </w:tc>
@@ -5247,8 +6624,80 @@
                 <w:color w:val="10B981"/>
                 <w:sz w:val="17"/>
               </w:rPr>
-              <w:lastRenderedPageBreak/>
               <w:t>PASS</w:t>
+            </w:r>
+          </w:p>
+        </w:tc>
+      </w:tr>
+      <w:tr>
+        <w:trPr>
+          <w:jc w:val="center"/>
+        </w:trPr>
+        <w:tc>
+          <w:tcPr>
+            <w:tcW w:w="10913" w:type="dxa"/>
+            <w:gridSpan w:val="5"/>
+            <w:shd w:val="clear" w:color="auto" w:fill="FFFFFF" w:themeFill="background1"/>
+            <w:tcMar>
+              <w:top w:w="80" w:type="dxa"/>
+              <w:left w:w="100" w:type="dxa"/>
+              <w:bottom w:w="80" w:type="dxa"/>
+              <w:right w:w="100" w:type="dxa"/>
+            </w:tcMar>
+            <w:vAlign w:val="center"/>
+          </w:tcPr>
+          <w:p>
+            <w:pPr>
+              <w:jc w:val="center"/>
+              <w:rPr>
+                <w:rFonts w:ascii="Times New Roman" w:hAnsi="Times New Roman" w:cs="Times New Roman"/>
+                <w:b/>
+                <w:color w:val="10B981"/>
+                <w:sz w:val="17"/>
+              </w:rPr>
+            </w:pPr>
+            <w:r>
+              <w:rPr>
+                <w:rFonts w:ascii="Times New Roman" w:hAnsi="Times New Roman" w:cs="Times New Roman"/>
+                <w:b/>
+                <w:color w:val="10B981"/>
+                <w:sz w:val="17"/>
+              </w:rPr>
+              <w:drawing>
+                <wp:inline distT="0" distB="0" distL="0" distR="0" wp14:anchorId="6255D4CD" wp14:editId="11D1B4BC">
+                  <wp:extent cx="6802755" cy="758825"/>
+                  <wp:effectExtent l="0" t="0" r="0" b="3175"/>
+                  <wp:docPr id="24" name="Picture 24"/>
+                  <wp:cNvGraphicFramePr>
+                    <a:graphicFrameLocks xmlns:a="http://schemas.openxmlformats.org/drawingml/2006/main" noChangeAspect="1"/>
+                  </wp:cNvGraphicFramePr>
+                  <a:graphic xmlns:a="http://schemas.openxmlformats.org/drawingml/2006/main">
+                    <a:graphicData uri="http://schemas.openxmlformats.org/drawingml/2006/picture">
+                      <pic:pic xmlns:pic="http://schemas.openxmlformats.org/drawingml/2006/picture">
+                        <pic:nvPicPr>
+                          <pic:cNvPr id="1" name=""/>
+                          <pic:cNvPicPr/>
+                        </pic:nvPicPr>
+                        <pic:blipFill>
+                          <a:blip r:embed="rId29"/>
+                          <a:stretch>
+                            <a:fillRect/>
+                          </a:stretch>
+                        </pic:blipFill>
+                        <pic:spPr>
+                          <a:xfrm>
+                            <a:off x="0" y="0"/>
+                            <a:ext cx="6802755" cy="758825"/>
+                          </a:xfrm>
+                          <a:prstGeom prst="rect">
+                            <a:avLst/>
+                          </a:prstGeom>
+                        </pic:spPr>
+                      </pic:pic>
+                    </a:graphicData>
+                  </a:graphic>
+                </wp:inline>
+              </w:drawing>
             </w:r>
           </w:p>
         </w:tc>
@@ -5373,6 +6822,7 @@
                 <w:color w:val="F2F2F2" w:themeColor="background1" w:themeShade="F2"/>
                 <w:sz w:val="16"/>
               </w:rPr>
+              <w:lastRenderedPageBreak/>
               <w:t xml:space="preserve">  return;</w:t>
             </w:r>
             <w:r>
@@ -5410,6 +6860,7 @@
                 <w:color w:val="F2F2F2" w:themeColor="background1" w:themeShade="F2"/>
                 <w:sz w:val="16"/>
               </w:rPr>
+              <w:lastRenderedPageBreak/>
               <w:t>render(&lt;Homepage&gt;&lt;div data-testid="child"&gt;Dashboard Content&lt;/div&gt;&lt;/Homepage&gt;);</w:t>
             </w:r>
             <w:r>
@@ -5428,7 +6879,16 @@
                 <w:sz w:val="16"/>
               </w:rPr>
               <w:br/>
-              <w:t>expect(screen.getByText('Loading...')).toBeInTheDocument();</w:t>
+              <w:t>expect(screen.getByText('Loading...')</w:t>
+            </w:r>
+            <w:r>
+              <w:rPr>
+                <w:rFonts w:ascii="Consolas" w:hAnsi="Consolas"/>
+                <w:color w:val="F2F2F2" w:themeColor="background1" w:themeShade="F2"/>
+                <w:sz w:val="16"/>
+              </w:rPr>
+              <w:lastRenderedPageBreak/>
+              <w:t>).toBeInTheDocument();</w:t>
             </w:r>
           </w:p>
         </w:tc>
@@ -5458,7 +6918,81 @@
                 <w:color w:val="10B981"/>
                 <w:sz w:val="17"/>
               </w:rPr>
-              <w:t>PASS</w:t>
+              <w:lastRenderedPageBreak/>
+              <w:t>FAIL</w:t>
+            </w:r>
+          </w:p>
+        </w:tc>
+      </w:tr>
+      <w:tr>
+        <w:trPr>
+          <w:jc w:val="center"/>
+        </w:trPr>
+        <w:tc>
+          <w:tcPr>
+            <w:tcW w:w="10913" w:type="dxa"/>
+            <w:gridSpan w:val="5"/>
+            <w:shd w:val="clear" w:color="auto" w:fill="FFFFFF" w:themeFill="background1"/>
+            <w:tcMar>
+              <w:top w:w="80" w:type="dxa"/>
+              <w:left w:w="100" w:type="dxa"/>
+              <w:bottom w:w="80" w:type="dxa"/>
+              <w:right w:w="100" w:type="dxa"/>
+            </w:tcMar>
+            <w:vAlign w:val="center"/>
+          </w:tcPr>
+          <w:p>
+            <w:pPr>
+              <w:jc w:val="center"/>
+              <w:rPr>
+                <w:rFonts w:ascii="Times New Roman" w:hAnsi="Times New Roman" w:cs="Times New Roman"/>
+                <w:b/>
+                <w:color w:val="10B981"/>
+                <w:sz w:val="17"/>
+              </w:rPr>
+            </w:pPr>
+            <w:r>
+              <w:rPr>
+                <w:rFonts w:ascii="Times New Roman" w:hAnsi="Times New Roman" w:cs="Times New Roman"/>
+                <w:b/>
+                <w:color w:val="10B981"/>
+                <w:sz w:val="17"/>
+              </w:rPr>
+              <w:drawing>
+                <wp:inline distT="0" distB="0" distL="0" distR="0" wp14:anchorId="011F7888" wp14:editId="2CD0123B">
+                  <wp:extent cx="6802755" cy="2583180"/>
+                  <wp:effectExtent l="0" t="0" r="0" b="7620"/>
+                  <wp:docPr id="26" name="Picture 26"/>
+                  <wp:cNvGraphicFramePr>
+                    <a:graphicFrameLocks xmlns:a="http://schemas.openxmlformats.org/drawingml/2006/main" noChangeAspect="1"/>
+                  </wp:cNvGraphicFramePr>
+                  <a:graphic xmlns:a="http://schemas.openxmlformats.org/drawingml/2006/main">
+                    <a:graphicData uri="http://schemas.openxmlformats.org/drawingml/2006/picture">
+                      <pic:pic xmlns:pic="http://schemas.openxmlformats.org/drawingml/2006/picture">
+                        <pic:nvPicPr>
+                          <pic:cNvPr id="1" name=""/>
+                          <pic:cNvPicPr/>
+                        </pic:nvPicPr>
+                        <pic:blipFill>
+                          <a:blip r:embed="rId30"/>
+                          <a:stretch>
+                            <a:fillRect/>
+                          </a:stretch>
+                        </pic:blipFill>
+                        <pic:spPr>
+                          <a:xfrm>
+                            <a:off x="0" y="0"/>
+                            <a:ext cx="6802755" cy="2583180"/>
+                          </a:xfrm>
+                          <a:prstGeom prst="rect">
+                            <a:avLst/>
+                          </a:prstGeom>
+                        </pic:spPr>
+                      </pic:pic>
+                    </a:graphicData>
+                  </a:graphic>
+                </wp:inline>
+              </w:drawing>
             </w:r>
           </w:p>
         </w:tc>
@@ -5521,14 +7055,7 @@
                 <w:rFonts w:ascii="Times New Roman" w:hAnsi="Times New Roman" w:cs="Times New Roman"/>
                 <w:sz w:val="17"/>
               </w:rPr>
-              <w:t xml:space="preserve">Pengujian checkToken membiarkan </w:t>
-            </w:r>
-            <w:r>
-              <w:rPr>
-                <w:rFonts w:ascii="Times New Roman" w:hAnsi="Times New Roman" w:cs="Times New Roman"/>
-                <w:sz w:val="17"/>
-              </w:rPr>
-              <w:t>akses dan merender halaman dashboard jika token valid.</w:t>
+              <w:t>Pengujian checkToken membiarkan akses dan merender halaman dashboard jika token valid.</w:t>
             </w:r>
           </w:p>
         </w:tc>
@@ -5602,15 +7129,7 @@
                 <w:color w:val="F2F2F2" w:themeColor="background1" w:themeShade="F2"/>
                 <w:sz w:val="16"/>
               </w:rPr>
-              <w:t>const futurePayload = { exp: Math.floor(Date</w:t>
-            </w:r>
-            <w:r>
-              <w:rPr>
-                <w:rFonts w:ascii="Consolas" w:hAnsi="Consolas"/>
-                <w:color w:val="F2F2F2" w:themeColor="background1" w:themeShade="F2"/>
-                <w:sz w:val="16"/>
-              </w:rPr>
-              <w:t>.now() / 1000) + 3600 };</w:t>
+              <w:t>const futurePayload = { exp: Math.floor(Date.now() / 1000) + 3600 };</w:t>
             </w:r>
             <w:r>
               <w:rPr>
@@ -5646,15 +7165,7 @@
                 <w:sz w:val="16"/>
               </w:rPr>
               <w:br/>
-              <w:t>expect(screen.getByTestId('chil</w:t>
-            </w:r>
-            <w:r>
-              <w:rPr>
-                <w:rFonts w:ascii="Consolas" w:hAnsi="Consolas"/>
-                <w:color w:val="F2F2F2" w:themeColor="background1" w:themeShade="F2"/>
-                <w:sz w:val="16"/>
-              </w:rPr>
-              <w:t>d')).toBeInTheDocument();</w:t>
+              <w:t>expect(screen.getByTestId('child')).toBeInTheDocument();</w:t>
             </w:r>
           </w:p>
         </w:tc>
@@ -5684,7 +7195,80 @@
                 <w:color w:val="10B981"/>
                 <w:sz w:val="17"/>
               </w:rPr>
-              <w:t>PASS</w:t>
+              <w:t>FAIL</w:t>
+            </w:r>
+          </w:p>
+        </w:tc>
+      </w:tr>
+      <w:tr>
+        <w:trPr>
+          <w:jc w:val="center"/>
+        </w:trPr>
+        <w:tc>
+          <w:tcPr>
+            <w:tcW w:w="10913" w:type="dxa"/>
+            <w:gridSpan w:val="5"/>
+            <w:shd w:val="clear" w:color="auto" w:fill="FFFFFF" w:themeFill="background1"/>
+            <w:tcMar>
+              <w:top w:w="80" w:type="dxa"/>
+              <w:left w:w="100" w:type="dxa"/>
+              <w:bottom w:w="80" w:type="dxa"/>
+              <w:right w:w="100" w:type="dxa"/>
+            </w:tcMar>
+            <w:vAlign w:val="center"/>
+          </w:tcPr>
+          <w:p>
+            <w:pPr>
+              <w:jc w:val="center"/>
+              <w:rPr>
+                <w:rFonts w:ascii="Times New Roman" w:hAnsi="Times New Roman" w:cs="Times New Roman"/>
+                <w:b/>
+                <w:color w:val="10B981"/>
+                <w:sz w:val="17"/>
+              </w:rPr>
+            </w:pPr>
+            <w:r>
+              <w:rPr>
+                <w:rFonts w:ascii="Times New Roman" w:hAnsi="Times New Roman" w:cs="Times New Roman"/>
+                <w:b/>
+                <w:color w:val="10B981"/>
+                <w:sz w:val="17"/>
+              </w:rPr>
+              <w:drawing>
+                <wp:inline distT="0" distB="0" distL="0" distR="0" wp14:anchorId="12387F15" wp14:editId="79D43533">
+                  <wp:extent cx="6802755" cy="2578100"/>
+                  <wp:effectExtent l="0" t="0" r="0" b="0"/>
+                  <wp:docPr id="27" name="Picture 27"/>
+                  <wp:cNvGraphicFramePr>
+                    <a:graphicFrameLocks xmlns:a="http://schemas.openxmlformats.org/drawingml/2006/main" noChangeAspect="1"/>
+                  </wp:cNvGraphicFramePr>
+                  <a:graphic xmlns:a="http://schemas.openxmlformats.org/drawingml/2006/main">
+                    <a:graphicData uri="http://schemas.openxmlformats.org/drawingml/2006/picture">
+                      <pic:pic xmlns:pic="http://schemas.openxmlformats.org/drawingml/2006/picture">
+                        <pic:nvPicPr>
+                          <pic:cNvPr id="1" name=""/>
+                          <pic:cNvPicPr/>
+                        </pic:nvPicPr>
+                        <pic:blipFill>
+                          <a:blip r:embed="rId31"/>
+                          <a:stretch>
+                            <a:fillRect/>
+                          </a:stretch>
+                        </pic:blipFill>
+                        <pic:spPr>
+                          <a:xfrm>
+                            <a:off x="0" y="0"/>
+                            <a:ext cx="6802755" cy="2578100"/>
+                          </a:xfrm>
+                          <a:prstGeom prst="rect">
+                            <a:avLst/>
+                          </a:prstGeom>
+                        </pic:spPr>
+                      </pic:pic>
+                    </a:graphicData>
+                  </a:graphic>
+                </wp:inline>
+              </w:drawing>
             </w:r>
           </w:p>
         </w:tc>
@@ -5747,7 +7331,15 @@
                 <w:rFonts w:ascii="Times New Roman" w:hAnsi="Times New Roman" w:cs="Times New Roman"/>
                 <w:sz w:val="17"/>
               </w:rPr>
-              <w:t>Pengujian checkToken memicu logout dan toast error saat mendeteksi token telah kedaluwarsa.</w:t>
+              <w:t xml:space="preserve">Pengujian checkToken memicu logout dan toast error saat </w:t>
+            </w:r>
+            <w:r>
+              <w:rPr>
+                <w:rFonts w:ascii="Times New Roman" w:hAnsi="Times New Roman" w:cs="Times New Roman"/>
+                <w:sz w:val="17"/>
+              </w:rPr>
+              <w:lastRenderedPageBreak/>
+              <w:t>mendeteksi token telah kedaluwarsa.</w:t>
             </w:r>
           </w:p>
         </w:tc>
@@ -5775,6 +7367,7 @@
                 <w:color w:val="F2F2F2" w:themeColor="background1" w:themeShade="F2"/>
                 <w:sz w:val="16"/>
               </w:rPr>
+              <w:lastRenderedPageBreak/>
               <w:t>if (expired) {</w:t>
             </w:r>
             <w:r>
@@ -5784,7 +7377,16 @@
                 <w:sz w:val="16"/>
               </w:rPr>
               <w:br/>
-              <w:t xml:space="preserve">  toast.error('Sesi Anda telah berakhir. Silakan login ulang.');</w:t>
+              <w:t xml:space="preserve">  toast.error('Sesi Anda telah </w:t>
+            </w:r>
+            <w:r>
+              <w:rPr>
+                <w:rFonts w:ascii="Consolas" w:hAnsi="Consolas"/>
+                <w:color w:val="F2F2F2" w:themeColor="background1" w:themeShade="F2"/>
+                <w:sz w:val="16"/>
+              </w:rPr>
+              <w:lastRenderedPageBreak/>
+              <w:t>berakhir. Silakan login ulang.');</w:t>
             </w:r>
             <w:r>
               <w:rPr>
@@ -5830,15 +7432,17 @@
                 <w:color w:val="F2F2F2" w:themeColor="background1" w:themeShade="F2"/>
                 <w:sz w:val="16"/>
               </w:rPr>
-              <w:t xml:space="preserve">const </w:t>
-            </w:r>
-            <w:r>
-              <w:rPr>
-                <w:rFonts w:ascii="Consolas" w:hAnsi="Consolas"/>
-                <w:color w:val="F2F2F2" w:themeColor="background1" w:themeShade="F2"/>
-                <w:sz w:val="16"/>
-              </w:rPr>
-              <w:t>expiredPayload = { exp: Math.floor(Date.now() / 1000) - 3600 };</w:t>
+              <w:lastRenderedPageBreak/>
+              <w:t xml:space="preserve">const expiredPayload = { exp: Math.floor(Date.now() / 1000) - 3600 </w:t>
+            </w:r>
+            <w:r>
+              <w:rPr>
+                <w:rFonts w:ascii="Consolas" w:hAnsi="Consolas"/>
+                <w:color w:val="F2F2F2" w:themeColor="background1" w:themeShade="F2"/>
+                <w:sz w:val="16"/>
+              </w:rPr>
+              <w:lastRenderedPageBreak/>
+              <w:t>};</w:t>
             </w:r>
             <w:r>
               <w:rPr>
@@ -5865,15 +7469,7 @@
                 <w:sz w:val="16"/>
               </w:rPr>
               <w:br/>
-              <w:t>render(&lt;Homepage&gt;&lt;div data-testid="child"&gt;Dashboard Content&lt;/div&gt;&lt;</w:t>
-            </w:r>
-            <w:r>
-              <w:rPr>
-                <w:rFonts w:ascii="Consolas" w:hAnsi="Consolas"/>
-                <w:color w:val="F2F2F2" w:themeColor="background1" w:themeShade="F2"/>
-                <w:sz w:val="16"/>
-              </w:rPr>
-              <w:t>/Homepage&gt;);</w:t>
+              <w:t>render(&lt;Homepage&gt;&lt;div data-testid="child"&gt;Dashboard Content&lt;/div&gt;&lt;/Homepage&gt;);</w:t>
             </w:r>
             <w:r>
               <w:rPr>
@@ -5921,7 +7517,81 @@
                 <w:color w:val="10B981"/>
                 <w:sz w:val="17"/>
               </w:rPr>
-              <w:t>PASS</w:t>
+              <w:lastRenderedPageBreak/>
+              <w:t>FAIL</w:t>
+            </w:r>
+          </w:p>
+        </w:tc>
+      </w:tr>
+      <w:tr>
+        <w:trPr>
+          <w:jc w:val="center"/>
+        </w:trPr>
+        <w:tc>
+          <w:tcPr>
+            <w:tcW w:w="10913" w:type="dxa"/>
+            <w:gridSpan w:val="5"/>
+            <w:shd w:val="clear" w:color="auto" w:fill="FFFFFF" w:themeFill="background1"/>
+            <w:tcMar>
+              <w:top w:w="80" w:type="dxa"/>
+              <w:left w:w="100" w:type="dxa"/>
+              <w:bottom w:w="80" w:type="dxa"/>
+              <w:right w:w="100" w:type="dxa"/>
+            </w:tcMar>
+            <w:vAlign w:val="center"/>
+          </w:tcPr>
+          <w:p>
+            <w:pPr>
+              <w:jc w:val="center"/>
+              <w:rPr>
+                <w:rFonts w:ascii="Times New Roman" w:hAnsi="Times New Roman" w:cs="Times New Roman"/>
+                <w:b/>
+                <w:color w:val="10B981"/>
+                <w:sz w:val="17"/>
+              </w:rPr>
+            </w:pPr>
+            <w:r>
+              <w:rPr>
+                <w:rFonts w:ascii="Times New Roman" w:hAnsi="Times New Roman" w:cs="Times New Roman"/>
+                <w:b/>
+                <w:color w:val="10B981"/>
+                <w:sz w:val="17"/>
+              </w:rPr>
+              <w:drawing>
+                <wp:inline distT="0" distB="0" distL="0" distR="0" wp14:anchorId="29516E3E" wp14:editId="324306FE">
+                  <wp:extent cx="6802755" cy="2510155"/>
+                  <wp:effectExtent l="0" t="0" r="0" b="4445"/>
+                  <wp:docPr id="28" name="Picture 28"/>
+                  <wp:cNvGraphicFramePr>
+                    <a:graphicFrameLocks xmlns:a="http://schemas.openxmlformats.org/drawingml/2006/main" noChangeAspect="1"/>
+                  </wp:cNvGraphicFramePr>
+                  <a:graphic xmlns:a="http://schemas.openxmlformats.org/drawingml/2006/main">
+                    <a:graphicData uri="http://schemas.openxmlformats.org/drawingml/2006/picture">
+                      <pic:pic xmlns:pic="http://schemas.openxmlformats.org/drawingml/2006/picture">
+                        <pic:nvPicPr>
+                          <pic:cNvPr id="1" name=""/>
+                          <pic:cNvPicPr/>
+                        </pic:nvPicPr>
+                        <pic:blipFill>
+                          <a:blip r:embed="rId32"/>
+                          <a:stretch>
+                            <a:fillRect/>
+                          </a:stretch>
+                        </pic:blipFill>
+                        <pic:spPr>
+                          <a:xfrm>
+                            <a:off x="0" y="0"/>
+                            <a:ext cx="6802755" cy="2510155"/>
+                          </a:xfrm>
+                          <a:prstGeom prst="rect">
+                            <a:avLst/>
+                          </a:prstGeom>
+                        </pic:spPr>
+                      </pic:pic>
+                    </a:graphicData>
+                  </a:graphic>
+                </wp:inline>
+              </w:drawing>
             </w:r>
           </w:p>
         </w:tc>
@@ -5984,14 +7654,7 @@
                 <w:rFonts w:ascii="Times New Roman" w:hAnsi="Times New Roman" w:cs="Times New Roman"/>
                 <w:sz w:val="17"/>
               </w:rPr>
-              <w:t xml:space="preserve">Pengujian checkToken memicu logout jika format token yang tersimpan di localStorage tidak </w:t>
-            </w:r>
-            <w:r>
-              <w:rPr>
-                <w:rFonts w:ascii="Times New Roman" w:hAnsi="Times New Roman" w:cs="Times New Roman"/>
-                <w:sz w:val="17"/>
-              </w:rPr>
-              <w:t>valid/rusak.</w:t>
+              <w:t>Pengujian checkToken memicu logout jika format token yang tersimpan di localStorage tidak valid/rusak.</w:t>
             </w:r>
           </w:p>
         </w:tc>
@@ -6092,15 +7755,7 @@
                 <w:sz w:val="16"/>
               </w:rPr>
               <w:br/>
-              <w:t>expect(AuthService.logout)</w:t>
-            </w:r>
-            <w:r>
-              <w:rPr>
-                <w:rFonts w:ascii="Consolas" w:hAnsi="Consolas"/>
-                <w:color w:val="F2F2F2" w:themeColor="background1" w:themeShade="F2"/>
-                <w:sz w:val="16"/>
-              </w:rPr>
-              <w:t>.toHaveBeenCalled();</w:t>
+              <w:t>expect(AuthService.logout).toHaveBeenCalled();</w:t>
             </w:r>
           </w:p>
         </w:tc>
@@ -6130,7 +7785,81 @@
                 <w:color w:val="10B981"/>
                 <w:sz w:val="17"/>
               </w:rPr>
-              <w:t>PASS</w:t>
+              <w:t>FAIL</w:t>
+            </w:r>
+          </w:p>
+        </w:tc>
+      </w:tr>
+      <w:tr>
+        <w:trPr>
+          <w:jc w:val="center"/>
+        </w:trPr>
+        <w:tc>
+          <w:tcPr>
+            <w:tcW w:w="10913" w:type="dxa"/>
+            <w:gridSpan w:val="5"/>
+            <w:shd w:val="clear" w:color="auto" w:fill="FFFFFF" w:themeFill="background1"/>
+            <w:tcMar>
+              <w:top w:w="80" w:type="dxa"/>
+              <w:left w:w="100" w:type="dxa"/>
+              <w:bottom w:w="80" w:type="dxa"/>
+              <w:right w:w="100" w:type="dxa"/>
+            </w:tcMar>
+            <w:vAlign w:val="center"/>
+          </w:tcPr>
+          <w:p>
+            <w:pPr>
+              <w:jc w:val="center"/>
+              <w:rPr>
+                <w:rFonts w:ascii="Times New Roman" w:hAnsi="Times New Roman" w:cs="Times New Roman"/>
+                <w:b/>
+                <w:color w:val="10B981"/>
+                <w:sz w:val="17"/>
+              </w:rPr>
+            </w:pPr>
+            <w:r>
+              <w:rPr>
+                <w:rFonts w:ascii="Times New Roman" w:hAnsi="Times New Roman" w:cs="Times New Roman"/>
+                <w:b/>
+                <w:color w:val="10B981"/>
+                <w:sz w:val="17"/>
+              </w:rPr>
+              <w:lastRenderedPageBreak/>
+              <w:drawing>
+                <wp:inline distT="0" distB="0" distL="0" distR="0" wp14:anchorId="3A412D44" wp14:editId="14AF2791">
+                  <wp:extent cx="6802755" cy="2703830"/>
+                  <wp:effectExtent l="0" t="0" r="0" b="1270"/>
+                  <wp:docPr id="29" name="Picture 29"/>
+                  <wp:cNvGraphicFramePr>
+                    <a:graphicFrameLocks xmlns:a="http://schemas.openxmlformats.org/drawingml/2006/main" noChangeAspect="1"/>
+                  </wp:cNvGraphicFramePr>
+                  <a:graphic xmlns:a="http://schemas.openxmlformats.org/drawingml/2006/main">
+                    <a:graphicData uri="http://schemas.openxmlformats.org/drawingml/2006/picture">
+                      <pic:pic xmlns:pic="http://schemas.openxmlformats.org/drawingml/2006/picture">
+                        <pic:nvPicPr>
+                          <pic:cNvPr id="1" name=""/>
+                          <pic:cNvPicPr/>
+                        </pic:nvPicPr>
+                        <pic:blipFill>
+                          <a:blip r:embed="rId33"/>
+                          <a:stretch>
+                            <a:fillRect/>
+                          </a:stretch>
+                        </pic:blipFill>
+                        <pic:spPr>
+                          <a:xfrm>
+                            <a:off x="0" y="0"/>
+                            <a:ext cx="6802755" cy="2703830"/>
+                          </a:xfrm>
+                          <a:prstGeom prst="rect">
+                            <a:avLst/>
+                          </a:prstGeom>
+                        </pic:spPr>
+                      </pic:pic>
+                    </a:graphicData>
+                  </a:graphic>
+                </wp:inline>
+              </w:drawing>
             </w:r>
           </w:p>
         </w:tc>
@@ -6267,13 +7996,6 @@
                 <w:sz w:val="16"/>
               </w:rPr>
               <w:br/>
-            </w:r>
-            <w:r>
-              <w:rPr>
-                <w:rFonts w:ascii="Consolas" w:hAnsi="Consolas"/>
-                <w:color w:val="F2F2F2" w:themeColor="background1" w:themeShade="F2"/>
-                <w:sz w:val="16"/>
-              </w:rPr>
               <w:t>expect(AuthService.logout).toHaveBeenCalled();</w:t>
             </w:r>
           </w:p>
@@ -6304,7 +8026,80 @@
                 <w:color w:val="10B981"/>
                 <w:sz w:val="17"/>
               </w:rPr>
-              <w:t>PASS</w:t>
+              <w:t>FAIL</w:t>
+            </w:r>
+          </w:p>
+        </w:tc>
+      </w:tr>
+      <w:tr>
+        <w:trPr>
+          <w:jc w:val="center"/>
+        </w:trPr>
+        <w:tc>
+          <w:tcPr>
+            <w:tcW w:w="10913" w:type="dxa"/>
+            <w:gridSpan w:val="5"/>
+            <w:shd w:val="clear" w:color="auto" w:fill="FFFFFF" w:themeFill="background1"/>
+            <w:tcMar>
+              <w:top w:w="80" w:type="dxa"/>
+              <w:left w:w="100" w:type="dxa"/>
+              <w:bottom w:w="80" w:type="dxa"/>
+              <w:right w:w="100" w:type="dxa"/>
+            </w:tcMar>
+            <w:vAlign w:val="center"/>
+          </w:tcPr>
+          <w:p>
+            <w:pPr>
+              <w:jc w:val="center"/>
+              <w:rPr>
+                <w:rFonts w:ascii="Times New Roman" w:hAnsi="Times New Roman" w:cs="Times New Roman"/>
+                <w:b/>
+                <w:color w:val="10B981"/>
+                <w:sz w:val="17"/>
+              </w:rPr>
+            </w:pPr>
+            <w:r>
+              <w:rPr>
+                <w:rFonts w:ascii="Times New Roman" w:hAnsi="Times New Roman" w:cs="Times New Roman"/>
+                <w:b/>
+                <w:color w:val="10B981"/>
+                <w:sz w:val="17"/>
+              </w:rPr>
+              <w:drawing>
+                <wp:inline distT="0" distB="0" distL="0" distR="0" wp14:anchorId="4FD16911" wp14:editId="16C8A373">
+                  <wp:extent cx="6802755" cy="2580005"/>
+                  <wp:effectExtent l="0" t="0" r="0" b="0"/>
+                  <wp:docPr id="30" name="Picture 30"/>
+                  <wp:cNvGraphicFramePr>
+                    <a:graphicFrameLocks xmlns:a="http://schemas.openxmlformats.org/drawingml/2006/main" noChangeAspect="1"/>
+                  </wp:cNvGraphicFramePr>
+                  <a:graphic xmlns:a="http://schemas.openxmlformats.org/drawingml/2006/main">
+                    <a:graphicData uri="http://schemas.openxmlformats.org/drawingml/2006/picture">
+                      <pic:pic xmlns:pic="http://schemas.openxmlformats.org/drawingml/2006/picture">
+                        <pic:nvPicPr>
+                          <pic:cNvPr id="1" name=""/>
+                          <pic:cNvPicPr/>
+                        </pic:nvPicPr>
+                        <pic:blipFill>
+                          <a:blip r:embed="rId34"/>
+                          <a:stretch>
+                            <a:fillRect/>
+                          </a:stretch>
+                        </pic:blipFill>
+                        <pic:spPr>
+                          <a:xfrm>
+                            <a:off x="0" y="0"/>
+                            <a:ext cx="6802755" cy="2580005"/>
+                          </a:xfrm>
+                          <a:prstGeom prst="rect">
+                            <a:avLst/>
+                          </a:prstGeom>
+                        </pic:spPr>
+                      </pic:pic>
+                    </a:graphicData>
+                  </a:graphic>
+                </wp:inline>
+              </w:drawing>
             </w:r>
           </w:p>
         </w:tc>
@@ -6404,24 +8199,7 @@
                 <w:sz w:val="16"/>
               </w:rPr>
               <w:br/>
-              <w:t xml:space="preserve">// button </w:t>
-            </w:r>
-            <w:r>
-              <w:rPr>
-                <w:rFonts w:ascii="Consolas" w:hAnsi="Consolas"/>
-                <w:color w:val="F2F2F2" w:themeColor="background1" w:themeShade="F2"/>
-                <w:sz w:val="16"/>
-              </w:rPr>
-              <w:t>onClick={redirectToCreateSchedu</w:t>
-            </w:r>
-            <w:r>
-              <w:rPr>
-                <w:rFonts w:ascii="Consolas" w:hAnsi="Consolas"/>
-                <w:color w:val="F2F2F2" w:themeColor="background1" w:themeShade="F2"/>
-                <w:sz w:val="16"/>
-              </w:rPr>
-              <w:lastRenderedPageBreak/>
-              <w:t>le}</w:t>
+              <w:t>// button onClick={redirectToCreateSchedule}</w:t>
             </w:r>
           </w:p>
         </w:tc>
@@ -6449,7 +8227,6 @@
                 <w:color w:val="F2F2F2" w:themeColor="background1" w:themeShade="F2"/>
                 <w:sz w:val="16"/>
               </w:rPr>
-              <w:lastRenderedPageBreak/>
               <w:t>render(&lt;KelolaJadwal /&gt;);</w:t>
             </w:r>
             <w:r>
@@ -6477,16 +8254,7 @@
                 <w:sz w:val="16"/>
               </w:rPr>
               <w:br/>
-              <w:t>expect(mockPush).toHaveBeenCalledWith</w:t>
-            </w:r>
-            <w:r>
-              <w:rPr>
-                <w:rFonts w:ascii="Consolas" w:hAnsi="Consolas"/>
-                <w:color w:val="F2F2F2" w:themeColor="background1" w:themeShade="F2"/>
-                <w:sz w:val="16"/>
-              </w:rPr>
-              <w:lastRenderedPageBreak/>
-              <w:t>('/konselor/kelola-jadwal/create-jadwal');</w:t>
+              <w:t>expect(mockPush).toHaveBeenCalledWith('/konselor/kelola-jadwal/create-jadwal');</w:t>
             </w:r>
           </w:p>
         </w:tc>
@@ -6516,8 +8284,81 @@
                 <w:color w:val="10B981"/>
                 <w:sz w:val="17"/>
               </w:rPr>
+              <w:t>PASS</w:t>
+            </w:r>
+          </w:p>
+        </w:tc>
+      </w:tr>
+      <w:tr>
+        <w:trPr>
+          <w:jc w:val="center"/>
+        </w:trPr>
+        <w:tc>
+          <w:tcPr>
+            <w:tcW w:w="10913" w:type="dxa"/>
+            <w:gridSpan w:val="5"/>
+            <w:shd w:val="clear" w:color="auto" w:fill="FFFFFF" w:themeFill="background1"/>
+            <w:tcMar>
+              <w:top w:w="80" w:type="dxa"/>
+              <w:left w:w="100" w:type="dxa"/>
+              <w:bottom w:w="80" w:type="dxa"/>
+              <w:right w:w="100" w:type="dxa"/>
+            </w:tcMar>
+            <w:vAlign w:val="center"/>
+          </w:tcPr>
+          <w:p>
+            <w:pPr>
+              <w:jc w:val="center"/>
+              <w:rPr>
+                <w:rFonts w:ascii="Times New Roman" w:hAnsi="Times New Roman" w:cs="Times New Roman"/>
+                <w:b/>
+                <w:color w:val="10B981"/>
+                <w:sz w:val="17"/>
+              </w:rPr>
+            </w:pPr>
+            <w:r>
+              <w:rPr>
+                <w:rFonts w:ascii="Times New Roman" w:hAnsi="Times New Roman" w:cs="Times New Roman"/>
+                <w:b/>
+                <w:color w:val="10B981"/>
+                <w:sz w:val="17"/>
+              </w:rPr>
               <w:lastRenderedPageBreak/>
-              <w:t>PASS</w:t>
+              <w:drawing>
+                <wp:inline distT="0" distB="0" distL="0" distR="0" wp14:anchorId="1BDD41FE" wp14:editId="081CA309">
+                  <wp:extent cx="6802755" cy="1379220"/>
+                  <wp:effectExtent l="0" t="0" r="0" b="0"/>
+                  <wp:docPr id="31" name="Picture 31"/>
+                  <wp:cNvGraphicFramePr>
+                    <a:graphicFrameLocks xmlns:a="http://schemas.openxmlformats.org/drawingml/2006/main" noChangeAspect="1"/>
+                  </wp:cNvGraphicFramePr>
+                  <a:graphic xmlns:a="http://schemas.openxmlformats.org/drawingml/2006/main">
+                    <a:graphicData uri="http://schemas.openxmlformats.org/drawingml/2006/picture">
+                      <pic:pic xmlns:pic="http://schemas.openxmlformats.org/drawingml/2006/picture">
+                        <pic:nvPicPr>
+                          <pic:cNvPr id="1" name=""/>
+                          <pic:cNvPicPr/>
+                        </pic:nvPicPr>
+                        <pic:blipFill>
+                          <a:blip r:embed="rId35"/>
+                          <a:stretch>
+                            <a:fillRect/>
+                          </a:stretch>
+                        </pic:blipFill>
+                        <pic:spPr>
+                          <a:xfrm>
+                            <a:off x="0" y="0"/>
+                            <a:ext cx="6802755" cy="1379220"/>
+                          </a:xfrm>
+                          <a:prstGeom prst="rect">
+                            <a:avLst/>
+                          </a:prstGeom>
+                        </pic:spPr>
+                      </pic:pic>
+                    </a:graphicData>
+                  </a:graphic>
+                </wp:inline>
+              </w:drawing>
             </w:r>
           </w:p>
         </w:tc>
@@ -6580,14 +8421,7 @@
                 <w:rFonts w:ascii="Times New Roman" w:hAnsi="Times New Roman" w:cs="Times New Roman"/>
                 <w:sz w:val="17"/>
               </w:rPr>
-              <w:t xml:space="preserve">Pengujian </w:t>
-            </w:r>
-            <w:r>
-              <w:rPr>
-                <w:rFonts w:ascii="Times New Roman" w:hAnsi="Times New Roman" w:cs="Times New Roman"/>
-                <w:sz w:val="17"/>
-              </w:rPr>
-              <w:t>filter data jadwal agar hanya menampilkan jadwal milik counselorId yang sedang login.</w:t>
+              <w:t>Pengujian filter data jadwal agar hanya menampilkan jadwal milik counselorId yang sedang login.</w:t>
             </w:r>
           </w:p>
         </w:tc>
@@ -6670,15 +8504,7 @@
                 <w:sz w:val="16"/>
               </w:rPr>
               <w:br/>
-              <w:t>render(&lt;Kelol</w:t>
-            </w:r>
-            <w:r>
-              <w:rPr>
-                <w:rFonts w:ascii="Consolas" w:hAnsi="Consolas"/>
-                <w:color w:val="F2F2F2" w:themeColor="background1" w:themeShade="F2"/>
-                <w:sz w:val="16"/>
-              </w:rPr>
-              <w:t>aJadwal /&gt;);</w:t>
+              <w:t>render(&lt;KelolaJadwal /&gt;);</w:t>
             </w:r>
             <w:r>
               <w:rPr>
@@ -6746,6 +8572,81 @@
               </w:rPr>
               <w:t>PASS</w:t>
             </w:r>
+          </w:p>
+        </w:tc>
+      </w:tr>
+      <w:tr>
+        <w:trPr>
+          <w:jc w:val="center"/>
+        </w:trPr>
+        <w:tc>
+          <w:tcPr>
+            <w:tcW w:w="10913" w:type="dxa"/>
+            <w:gridSpan w:val="5"/>
+            <w:shd w:val="clear" w:color="auto" w:fill="FFFFFF" w:themeFill="background1"/>
+            <w:tcMar>
+              <w:top w:w="80" w:type="dxa"/>
+              <w:left w:w="100" w:type="dxa"/>
+              <w:bottom w:w="80" w:type="dxa"/>
+              <w:right w:w="100" w:type="dxa"/>
+            </w:tcMar>
+            <w:vAlign w:val="center"/>
+          </w:tcPr>
+          <w:p>
+            <w:pPr>
+              <w:jc w:val="center"/>
+              <w:rPr>
+                <w:rFonts w:ascii="Times New Roman" w:hAnsi="Times New Roman" w:cs="Times New Roman"/>
+                <w:b/>
+                <w:color w:val="10B981"/>
+                <w:sz w:val="17"/>
+              </w:rPr>
+            </w:pPr>
+            <w:r>
+              <w:rPr>
+                <w:rFonts w:ascii="Times New Roman" w:hAnsi="Times New Roman" w:cs="Times New Roman"/>
+                <w:b/>
+                <w:color w:val="10B981"/>
+                <w:sz w:val="17"/>
+              </w:rPr>
+              <w:drawing>
+                <wp:inline distT="0" distB="0" distL="0" distR="0" wp14:anchorId="01029837" wp14:editId="7BBAB15F">
+                  <wp:extent cx="6802755" cy="1303020"/>
+                  <wp:effectExtent l="0" t="0" r="0" b="0"/>
+                  <wp:docPr id="32" name="Picture 32"/>
+                  <wp:cNvGraphicFramePr>
+                    <a:graphicFrameLocks xmlns:a="http://schemas.openxmlformats.org/drawingml/2006/main" noChangeAspect="1"/>
+                  </wp:cNvGraphicFramePr>
+                  <a:graphic xmlns:a="http://schemas.openxmlformats.org/drawingml/2006/main">
+                    <a:graphicData uri="http://schemas.openxmlformats.org/drawingml/2006/picture">
+                      <pic:pic xmlns:pic="http://schemas.openxmlformats.org/drawingml/2006/picture">
+                        <pic:nvPicPr>
+                          <pic:cNvPr id="1" name=""/>
+                          <pic:cNvPicPr/>
+                        </pic:nvPicPr>
+                        <pic:blipFill>
+                          <a:blip r:embed="rId36"/>
+                          <a:stretch>
+                            <a:fillRect/>
+                          </a:stretch>
+                        </pic:blipFill>
+                        <pic:spPr>
+                          <a:xfrm>
+                            <a:off x="0" y="0"/>
+                            <a:ext cx="6802755" cy="1303020"/>
+                          </a:xfrm>
+                          <a:prstGeom prst="rect">
+                            <a:avLst/>
+                          </a:prstGeom>
+                        </pic:spPr>
+                      </pic:pic>
+                    </a:graphicData>
+                  </a:graphic>
+                </wp:inline>
+              </w:drawing>
+            </w:r>
+            <w:bookmarkStart w:id="0" w:name="_GoBack"/>
+            <w:bookmarkEnd w:id="0"/>
           </w:p>
         </w:tc>
       </w:tr>
@@ -18339,6 +20240,19 @@
       </w:tcPr>
     </w:tblStylePr>
   </w:style>
+  <w:style w:type="character" w:styleId="HTMLCode">
+    <w:name w:val="HTML Code"/>
+    <w:basedOn w:val="DefaultParagraphFont"/>
+    <w:uiPriority w:val="99"/>
+    <w:semiHidden/>
+    <w:unhideWhenUsed/>
+    <w:rsid w:val="00EC2FC4"/>
+    <w:rPr>
+      <w:rFonts w:ascii="Courier New" w:eastAsia="Times New Roman" w:hAnsi="Courier New" w:cs="Courier New"/>
+      <w:sz w:val="20"/>
+      <w:szCs w:val="20"/>
+    </w:rPr>
+  </w:style>
 </w:styles>
 </file>
 
@@ -18667,7 +20581,7 @@
 </file>
 
 <file path=customXml/itemProps1.xml><?xml version="1.0" encoding="utf-8"?>
-<ds:datastoreItem xmlns:ds="http://schemas.openxmlformats.org/officeDocument/2006/customXml" ds:itemID="{6C6B2349-BE0D-4165-A593-0CA589D2D7F1}">
+<ds:datastoreItem xmlns:ds="http://schemas.openxmlformats.org/officeDocument/2006/customXml" ds:itemID="{729450A4-2818-4F2B-8B8F-384F7FB8F6FB}">
   <ds:schemaRefs>
     <ds:schemaRef ds:uri="http://schemas.openxmlformats.org/officeDocument/2006/bibliography"/>
   </ds:schemaRefs>
